--- a/09_INBOX/_sources/sharepoint/raw/legalmatters_library/LL Matters (Essential)/24-682-00003 -- Stream/24-682-00003 SnowCap CAMLO Operations/SnowCap/MLevine Resume 2025.docx
+++ b/09_INBOX/_sources/sharepoint/raw/legalmatters_library/LL Matters (Essential)/24-682-00003 -- Stream/24-682-00003 SnowCap CAMLO Operations/SnowCap/MLevine Resume 2025.docx
@@ -69,7 +69,7 @@
           <w:sz w:val="22"/>
           <w:szCs w:val="22"/>
         </w:rPr>
-        <w:t>Ontario Lawyer (Barrister &amp; Solicitor, Law Society of Ontario)</w:t>
+        <w:t xml:space="preserve">Ontario Lawyer </w:t>
       </w:r>
       <w:r>
         <w:rPr>
@@ -79,7 +79,7 @@
           <w:sz w:val="22"/>
           <w:szCs w:val="22"/>
         </w:rPr>
-        <w:t xml:space="preserve">. </w:t>
+        <w:t xml:space="preserve">with strong interest in supporting growth of </w:t>
       </w:r>
       <w:r>
         <w:rPr>
@@ -89,8 +89,9 @@
           <w:sz w:val="22"/>
           <w:szCs w:val="22"/>
         </w:rPr>
-        <w:t>L</w:t>
-      </w:r>
+        <w:t xml:space="preserve">UNYX AI </w:t>
+      </w:r>
+      <w:proofErr w:type="spellStart"/>
       <w:r>
         <w:rPr>
           <w:rFonts w:ascii="Georgia" w:hAnsi="Georgia" w:cs="Times New Roman"/>
@@ -99,7 +100,7 @@
           <w:sz w:val="22"/>
           <w:szCs w:val="22"/>
         </w:rPr>
-        <w:t xml:space="preserve">egal </w:t>
+        <w:t>Ltd</w:t>
       </w:r>
       <w:r>
         <w:rPr>
@@ -109,8 +110,9 @@
           <w:sz w:val="22"/>
           <w:szCs w:val="22"/>
         </w:rPr>
-        <w:t>practice is focused on corporate, contract, franchise and payment services law</w:t>
-      </w:r>
+        <w:t>’s</w:t>
+      </w:r>
+      <w:proofErr w:type="spellEnd"/>
       <w:r>
         <w:rPr>
           <w:rFonts w:ascii="Georgia" w:hAnsi="Georgia" w:cs="Times New Roman"/>
@@ -119,36 +121,43 @@
           <w:sz w:val="22"/>
           <w:szCs w:val="22"/>
         </w:rPr>
-        <w:t xml:space="preserve">. </w:t>
-      </w:r>
-      <w:r>
-        <w:rPr>
-          <w:rFonts w:ascii="Georgia" w:hAnsi="Georgia" w:cs="Times New Roman"/>
-          <w:color w:val="000000" w:themeColor="text1"/>
-          <w:sz w:val="22"/>
-          <w:szCs w:val="22"/>
-        </w:rPr>
-        <w:t>Acts as external Chief Anti-Money Laundering Officer (CAMLO) to Canadian money services businesses (MSBs) and foreign MSBs (</w:t>
-      </w:r>
-      <w:proofErr w:type="spellStart"/>
-      <w:r>
-        <w:rPr>
-          <w:rFonts w:ascii="Georgia" w:hAnsi="Georgia" w:cs="Times New Roman"/>
-          <w:color w:val="000000" w:themeColor="text1"/>
-          <w:sz w:val="22"/>
-          <w:szCs w:val="22"/>
-        </w:rPr>
-        <w:t>fMSBs</w:t>
-      </w:r>
-      <w:proofErr w:type="spellEnd"/>
-      <w:r>
-        <w:rPr>
-          <w:rFonts w:ascii="Georgia" w:hAnsi="Georgia" w:cs="Times New Roman"/>
-          <w:color w:val="000000" w:themeColor="text1"/>
-          <w:sz w:val="22"/>
-          <w:szCs w:val="22"/>
-        </w:rPr>
-        <w:t xml:space="preserve">), </w:t>
+        <w:t xml:space="preserve"> payment service products. </w:t>
+      </w:r>
+      <w:r>
+        <w:rPr>
+          <w:rFonts w:ascii="Georgia" w:hAnsi="Georgia" w:cs="Times New Roman"/>
+          <w:color w:val="000000" w:themeColor="text1"/>
+          <w:sz w:val="22"/>
+          <w:szCs w:val="22"/>
+        </w:rPr>
+        <w:t>Experience acting</w:t>
+      </w:r>
+      <w:r>
+        <w:rPr>
+          <w:rFonts w:ascii="Georgia" w:hAnsi="Georgia" w:cs="Times New Roman"/>
+          <w:color w:val="000000" w:themeColor="text1"/>
+          <w:sz w:val="22"/>
+          <w:szCs w:val="22"/>
+        </w:rPr>
+        <w:t xml:space="preserve"> as external Chief Anti-Money Laundering Officer (CAMLO) to Canadian </w:t>
+      </w:r>
+      <w:r>
+        <w:rPr>
+          <w:rFonts w:ascii="Georgia" w:hAnsi="Georgia" w:cs="Times New Roman"/>
+          <w:color w:val="000000" w:themeColor="text1"/>
+          <w:sz w:val="22"/>
+          <w:szCs w:val="22"/>
+        </w:rPr>
+        <w:t xml:space="preserve">and foreign </w:t>
+      </w:r>
+      <w:r>
+        <w:rPr>
+          <w:rFonts w:ascii="Georgia" w:hAnsi="Georgia" w:cs="Times New Roman"/>
+          <w:color w:val="000000" w:themeColor="text1"/>
+          <w:sz w:val="22"/>
+          <w:szCs w:val="22"/>
+        </w:rPr>
+        <w:t xml:space="preserve">money services businesses (MSBs), </w:t>
       </w:r>
       <w:r>
         <w:rPr>
@@ -166,7 +175,7 @@
           <w:sz w:val="22"/>
           <w:szCs w:val="22"/>
         </w:rPr>
-        <w:t xml:space="preserve"> regulatory compliance, risk assessment, and program implementation under the Proceeds of Crime (Money Laundering) and Terrorist Financing Act (PCMLTFA) and related FINTRAC guidance.</w:t>
+        <w:t xml:space="preserve"> regulatory compliance, risk assessment, and program implementation under the Proceeds of Crime (Money Laundering) and Terrorist Financing Act (PCMLTFA).</w:t>
       </w:r>
     </w:p>
     <w:p>
@@ -235,7 +244,7 @@
           <w:sz w:val="24"/>
           <w:szCs w:val="24"/>
         </w:rPr>
-        <w:t>Chief Anti-Money Laundering Officer</w:t>
+        <w:t>Principal Lawyer</w:t>
       </w:r>
     </w:p>
     <w:p>
@@ -246,62 +255,48 @@
         <w:spacing w:line="288" w:lineRule="auto"/>
         <w:jc w:val="both"/>
         <w:rPr>
-          <w:rFonts w:ascii="Georgia" w:hAnsi="Georgia" w:cs="Times New Roman"/>
+          <w:rFonts w:ascii="Georgia" w:hAnsi="Georgia"/>
           <w:bCs/>
           <w:color w:val="000000" w:themeColor="text1"/>
-          <w:sz w:val="24"/>
-          <w:szCs w:val="24"/>
-        </w:rPr>
-      </w:pPr>
-      <w:proofErr w:type="spellStart"/>
-      <w:r>
-        <w:rPr>
-          <w:rFonts w:ascii="Georgia" w:hAnsi="Georgia" w:cs="Times New Roman"/>
+        </w:rPr>
+      </w:pPr>
+      <w:r>
+        <w:rPr>
+          <w:rFonts w:ascii="Georgia" w:hAnsi="Georgia"/>
           <w:bCs/>
           <w:color w:val="000000" w:themeColor="text1"/>
-          <w:sz w:val="24"/>
-          <w:szCs w:val="24"/>
-        </w:rPr>
-        <w:t>SnowCap</w:t>
-      </w:r>
-      <w:proofErr w:type="spellEnd"/>
-      <w:r>
-        <w:rPr>
-          <w:rFonts w:ascii="Georgia" w:hAnsi="Georgia" w:cs="Times New Roman"/>
+        </w:rPr>
+        <w:t>Levine Law</w:t>
+      </w:r>
+      <w:r>
+        <w:rPr>
+          <w:rFonts w:ascii="Georgia" w:hAnsi="Georgia"/>
           <w:bCs/>
           <w:color w:val="000000" w:themeColor="text1"/>
-          <w:sz w:val="24"/>
-          <w:szCs w:val="24"/>
-        </w:rPr>
-        <w:t xml:space="preserve"> Financial Limited</w:t>
-      </w:r>
-      <w:r>
-        <w:rPr>
-          <w:rFonts w:ascii="Georgia" w:hAnsi="Georgia" w:cs="Times New Roman"/>
+        </w:rPr>
+        <w:t xml:space="preserve"> | </w:t>
+      </w:r>
+      <w:r>
+        <w:rPr>
+          <w:rFonts w:ascii="Georgia" w:hAnsi="Georgia"/>
           <w:bCs/>
           <w:color w:val="000000" w:themeColor="text1"/>
-          <w:sz w:val="24"/>
-          <w:szCs w:val="24"/>
-        </w:rPr>
-        <w:t xml:space="preserve"> | 20</w:t>
-      </w:r>
-      <w:r>
-        <w:rPr>
-          <w:rFonts w:ascii="Georgia" w:hAnsi="Georgia" w:cs="Times New Roman"/>
+        </w:rPr>
+        <w:t>201</w:t>
+      </w:r>
+      <w:r>
+        <w:rPr>
+          <w:rFonts w:ascii="Georgia" w:hAnsi="Georgia"/>
           <w:bCs/>
           <w:color w:val="000000" w:themeColor="text1"/>
-          <w:sz w:val="24"/>
-          <w:szCs w:val="24"/>
-        </w:rPr>
-        <w:t>25</w:t>
-      </w:r>
-      <w:r>
-        <w:rPr>
-          <w:rFonts w:ascii="Georgia" w:hAnsi="Georgia" w:cs="Times New Roman"/>
+        </w:rPr>
+        <w:t>7</w:t>
+      </w:r>
+      <w:r>
+        <w:rPr>
+          <w:rFonts w:ascii="Georgia" w:hAnsi="Georgia"/>
           <w:bCs/>
           <w:color w:val="000000" w:themeColor="text1"/>
-          <w:sz w:val="24"/>
-          <w:szCs w:val="24"/>
         </w:rPr>
         <w:t xml:space="preserve"> - Present</w:t>
       </w:r>
@@ -309,1018 +304,1181 @@
     <w:p>
       <w:pPr>
         <w:pStyle w:val="ListParagraph"/>
-        <w:widowControl/>
         <w:numPr>
           <w:ilvl w:val="0"/>
           <w:numId w:val="2"/>
         </w:numPr>
-        <w:autoSpaceDE/>
-        <w:autoSpaceDN/>
         <w:spacing w:before="0" w:after="120" w:line="240" w:lineRule="atLeast"/>
         <w:ind w:left="629" w:hanging="272"/>
         <w:jc w:val="both"/>
         <w:rPr>
-          <w:rFonts w:ascii="Georgia" w:hAnsi="Georgia" w:cs="Times New Roman"/>
-          <w:color w:val="000000" w:themeColor="text1"/>
-        </w:rPr>
-      </w:pPr>
-      <w:r>
-        <w:rPr>
-          <w:rFonts w:ascii="Georgia" w:hAnsi="Georgia"/>
-          <w:color w:val="000000" w:themeColor="text1"/>
-        </w:rPr>
-        <w:t>Serve as designated CAMLO for a Canadian MSB</w:t>
-      </w:r>
-      <w:r>
-        <w:rPr>
-          <w:rFonts w:ascii="Georgia" w:hAnsi="Georgia"/>
-          <w:color w:val="000000" w:themeColor="text1"/>
-        </w:rPr>
-        <w:t xml:space="preserve"> </w:t>
-      </w:r>
-      <w:r>
-        <w:rPr>
-          <w:rFonts w:ascii="Georgia" w:hAnsi="Georgia" w:cs="Times New Roman"/>
-          <w:color w:val="000000" w:themeColor="text1"/>
-        </w:rPr>
-        <w:t>with oversight of AML/ATF compliance policy and program</w:t>
-      </w:r>
-      <w:r>
-        <w:rPr>
-          <w:rFonts w:ascii="Georgia" w:hAnsi="Georgia"/>
-          <w:color w:val="000000" w:themeColor="text1"/>
-        </w:rPr>
-        <w:t xml:space="preserve"> under the </w:t>
-      </w:r>
-      <w:r>
-        <w:rPr>
-          <w:rStyle w:val="Emphasis"/>
-          <w:rFonts w:ascii="Georgia" w:hAnsi="Georgia"/>
-          <w:color w:val="000000" w:themeColor="text1"/>
-        </w:rPr>
-        <w:t>Proceeds of Crime (Money Laundering) and Terrorist Financing Act</w:t>
-      </w:r>
-      <w:r>
-        <w:rPr>
-          <w:rFonts w:ascii="Georgia" w:hAnsi="Georgia"/>
-          <w:color w:val="000000" w:themeColor="text1"/>
-        </w:rPr>
-        <w:t xml:space="preserve"> (PCMLTFA).</w:t>
+          <w:rFonts w:ascii="Georgia" w:hAnsi="Georgia"/>
+          <w:color w:val="000000" w:themeColor="text1"/>
+          <w:sz w:val="22"/>
+          <w:szCs w:val="22"/>
+        </w:rPr>
+      </w:pPr>
+      <w:r>
+        <w:rPr>
+          <w:rFonts w:ascii="Georgia" w:hAnsi="Georgia"/>
+          <w:color w:val="000000" w:themeColor="text1"/>
+          <w:sz w:val="22"/>
+          <w:szCs w:val="22"/>
+        </w:rPr>
+        <w:t xml:space="preserve">Deliver quality legal </w:t>
+      </w:r>
+      <w:r>
+        <w:rPr>
+          <w:rFonts w:ascii="Georgia" w:hAnsi="Georgia"/>
+          <w:color w:val="000000" w:themeColor="text1"/>
+          <w:sz w:val="22"/>
+          <w:szCs w:val="22"/>
+        </w:rPr>
+        <w:t xml:space="preserve">and compliance </w:t>
+      </w:r>
+      <w:r>
+        <w:rPr>
+          <w:rFonts w:ascii="Georgia" w:hAnsi="Georgia"/>
+          <w:color w:val="000000" w:themeColor="text1"/>
+          <w:sz w:val="22"/>
+          <w:szCs w:val="22"/>
+        </w:rPr>
+        <w:t xml:space="preserve">services, advice and representation </w:t>
+      </w:r>
+      <w:r>
+        <w:rPr>
+          <w:rFonts w:ascii="Georgia" w:hAnsi="Georgia"/>
+          <w:color w:val="000000" w:themeColor="text1"/>
+          <w:sz w:val="22"/>
+          <w:szCs w:val="22"/>
+        </w:rPr>
+        <w:t>to clients and client teams</w:t>
+      </w:r>
+      <w:r>
+        <w:rPr>
+          <w:rFonts w:ascii="Georgia" w:hAnsi="Georgia"/>
+          <w:color w:val="000000" w:themeColor="text1"/>
+          <w:sz w:val="22"/>
+          <w:szCs w:val="22"/>
+        </w:rPr>
+        <w:t>;</w:t>
       </w:r>
     </w:p>
     <w:p>
       <w:pPr>
         <w:pStyle w:val="ListParagraph"/>
-        <w:widowControl/>
         <w:numPr>
           <w:ilvl w:val="0"/>
           <w:numId w:val="2"/>
         </w:numPr>
-        <w:autoSpaceDE/>
-        <w:autoSpaceDN/>
         <w:spacing w:before="0" w:after="120" w:line="240" w:lineRule="atLeast"/>
         <w:ind w:left="629" w:hanging="272"/>
         <w:jc w:val="both"/>
         <w:rPr>
-          <w:rFonts w:ascii="Georgia" w:hAnsi="Georgia" w:cs="Times New Roman"/>
-          <w:color w:val="000000" w:themeColor="text1"/>
-        </w:rPr>
-      </w:pPr>
-      <w:r>
-        <w:rPr>
-          <w:rFonts w:ascii="Georgia" w:hAnsi="Georgia"/>
-          <w:color w:val="000000" w:themeColor="text1"/>
-        </w:rPr>
-        <w:t xml:space="preserve">Oversee the development, maintenance, and implementation of </w:t>
-      </w:r>
-      <w:proofErr w:type="spellStart"/>
-      <w:r>
-        <w:rPr>
-          <w:rFonts w:ascii="Georgia" w:hAnsi="Georgia"/>
-          <w:color w:val="000000" w:themeColor="text1"/>
-        </w:rPr>
-        <w:t>SnowCap’s</w:t>
-      </w:r>
-      <w:proofErr w:type="spellEnd"/>
-      <w:r>
-        <w:rPr>
-          <w:rFonts w:ascii="Georgia" w:hAnsi="Georgia"/>
-          <w:color w:val="000000" w:themeColor="text1"/>
-        </w:rPr>
-        <w:t xml:space="preserve"> </w:t>
-      </w:r>
-      <w:r>
-        <w:rPr>
-          <w:rFonts w:ascii="Georgia" w:hAnsi="Georgia"/>
-          <w:color w:val="000000" w:themeColor="text1"/>
-        </w:rPr>
-        <w:t>AML/ATF compliance program, including governance, risk assessment, transaction monitoring, and reporting.</w:t>
+          <w:rFonts w:ascii="Georgia" w:hAnsi="Georgia"/>
+          <w:color w:val="000000" w:themeColor="text1"/>
+          <w:sz w:val="22"/>
+          <w:szCs w:val="22"/>
+        </w:rPr>
+      </w:pPr>
+      <w:r>
+        <w:rPr>
+          <w:rFonts w:ascii="Georgia" w:hAnsi="Georgia"/>
+          <w:color w:val="000000" w:themeColor="text1"/>
+          <w:sz w:val="22"/>
+          <w:szCs w:val="22"/>
+        </w:rPr>
+        <w:t>From time to time, s</w:t>
+      </w:r>
+      <w:r>
+        <w:rPr>
+          <w:rFonts w:ascii="Georgia" w:hAnsi="Georgia"/>
+          <w:sz w:val="22"/>
+          <w:szCs w:val="22"/>
+        </w:rPr>
+        <w:t xml:space="preserve">erve as </w:t>
+      </w:r>
+      <w:r>
+        <w:rPr>
+          <w:rStyle w:val="Strong"/>
+          <w:rFonts w:ascii="Georgia" w:hAnsi="Georgia"/>
+          <w:b w:val="0"/>
+          <w:bCs w:val="0"/>
+          <w:sz w:val="22"/>
+          <w:szCs w:val="22"/>
+        </w:rPr>
+        <w:t xml:space="preserve">CAMLO </w:t>
+      </w:r>
+      <w:r>
+        <w:rPr>
+          <w:rFonts w:ascii="Georgia" w:hAnsi="Georgia"/>
+          <w:sz w:val="22"/>
+          <w:szCs w:val="22"/>
+        </w:rPr>
+        <w:t>for Canadian and foreign MSBs, responsible for AML/ATF compliance frameworks, transaction monitoring programs, and regulatory reporting.</w:t>
       </w:r>
     </w:p>
     <w:p>
       <w:pPr>
         <w:pStyle w:val="ListParagraph"/>
-        <w:widowControl/>
         <w:numPr>
           <w:ilvl w:val="0"/>
           <w:numId w:val="2"/>
         </w:numPr>
-        <w:autoSpaceDE/>
-        <w:autoSpaceDN/>
         <w:spacing w:before="0" w:after="120" w:line="240" w:lineRule="atLeast"/>
         <w:ind w:left="629" w:hanging="272"/>
         <w:jc w:val="both"/>
         <w:rPr>
-          <w:rFonts w:ascii="Georgia" w:hAnsi="Georgia" w:cs="Times New Roman"/>
-          <w:color w:val="000000" w:themeColor="text1"/>
-        </w:rPr>
-      </w:pPr>
-      <w:r>
-        <w:rPr>
-          <w:rFonts w:ascii="Georgia" w:hAnsi="Georgia"/>
-          <w:color w:val="000000" w:themeColor="text1"/>
-        </w:rPr>
-        <w:t>Report directly to the Board of Directors on AML/ATF compliance, regulatory changes, and program performance.</w:t>
+          <w:rFonts w:ascii="Georgia" w:hAnsi="Georgia"/>
+          <w:color w:val="000000" w:themeColor="text1"/>
+          <w:sz w:val="22"/>
+          <w:szCs w:val="22"/>
+        </w:rPr>
+      </w:pPr>
+      <w:r>
+        <w:rPr>
+          <w:rFonts w:ascii="Georgia" w:hAnsi="Georgia"/>
+          <w:color w:val="000000" w:themeColor="text1"/>
+          <w:sz w:val="22"/>
+          <w:szCs w:val="22"/>
+        </w:rPr>
+        <w:t>As CAMLO, c</w:t>
+      </w:r>
+      <w:r>
+        <w:rPr>
+          <w:rFonts w:ascii="Georgia" w:hAnsi="Georgia"/>
+          <w:sz w:val="22"/>
+          <w:szCs w:val="22"/>
+        </w:rPr>
+        <w:t xml:space="preserve">onduct and document </w:t>
+      </w:r>
+      <w:r>
+        <w:rPr>
+          <w:rStyle w:val="Strong"/>
+          <w:rFonts w:ascii="Georgia" w:hAnsi="Georgia"/>
+          <w:b w:val="0"/>
+          <w:bCs w:val="0"/>
+          <w:sz w:val="22"/>
+          <w:szCs w:val="22"/>
+        </w:rPr>
+        <w:t xml:space="preserve">risk assessments </w:t>
+      </w:r>
+      <w:r>
+        <w:rPr>
+          <w:rStyle w:val="Strong"/>
+          <w:rFonts w:ascii="Georgia" w:hAnsi="Georgia"/>
+          <w:b w:val="0"/>
+          <w:bCs w:val="0"/>
+          <w:sz w:val="22"/>
+          <w:szCs w:val="22"/>
+        </w:rPr>
+        <w:t xml:space="preserve">of </w:t>
+      </w:r>
+      <w:r>
+        <w:rPr>
+          <w:rFonts w:ascii="Georgia" w:hAnsi="Georgia"/>
+          <w:sz w:val="22"/>
+          <w:szCs w:val="22"/>
+        </w:rPr>
+        <w:t>client</w:t>
+      </w:r>
+      <w:r>
+        <w:rPr>
+          <w:rFonts w:ascii="Georgia" w:hAnsi="Georgia"/>
+          <w:sz w:val="22"/>
+          <w:szCs w:val="22"/>
+        </w:rPr>
+        <w:t xml:space="preserve"> businesses</w:t>
+      </w:r>
+      <w:r>
+        <w:rPr>
+          <w:rFonts w:ascii="Georgia" w:hAnsi="Georgia"/>
+          <w:sz w:val="22"/>
+          <w:szCs w:val="22"/>
+        </w:rPr>
+        <w:t xml:space="preserve"> in payments, </w:t>
+      </w:r>
+      <w:r>
+        <w:rPr>
+          <w:rFonts w:ascii="Georgia" w:hAnsi="Georgia"/>
+          <w:sz w:val="22"/>
+          <w:szCs w:val="22"/>
+        </w:rPr>
+        <w:t>digital</w:t>
+      </w:r>
+      <w:r>
+        <w:rPr>
+          <w:rFonts w:ascii="Georgia" w:hAnsi="Georgia"/>
+          <w:sz w:val="22"/>
+          <w:szCs w:val="22"/>
+        </w:rPr>
+        <w:t xml:space="preserve"> assets, and financial services</w:t>
+      </w:r>
+      <w:r>
+        <w:rPr>
+          <w:rFonts w:ascii="Georgia" w:hAnsi="Georgia"/>
+          <w:sz w:val="22"/>
+          <w:szCs w:val="22"/>
+        </w:rPr>
+        <w:t>-adjacent</w:t>
+      </w:r>
+      <w:r>
+        <w:rPr>
+          <w:rFonts w:ascii="Georgia" w:hAnsi="Georgia"/>
+          <w:sz w:val="22"/>
+          <w:szCs w:val="22"/>
+        </w:rPr>
+        <w:t xml:space="preserve"> sectors, including analysis of product, delivery channel, geography, and client risk factors.</w:t>
       </w:r>
     </w:p>
     <w:p>
       <w:pPr>
         <w:pStyle w:val="ListParagraph"/>
-        <w:widowControl/>
         <w:numPr>
           <w:ilvl w:val="0"/>
           <w:numId w:val="2"/>
         </w:numPr>
-        <w:autoSpaceDE/>
-        <w:autoSpaceDN/>
         <w:spacing w:before="0" w:after="120" w:line="240" w:lineRule="atLeast"/>
         <w:ind w:left="629" w:hanging="272"/>
         <w:jc w:val="both"/>
         <w:rPr>
-          <w:rFonts w:ascii="Georgia" w:hAnsi="Georgia" w:cs="Times New Roman"/>
-          <w:color w:val="000000" w:themeColor="text1"/>
-        </w:rPr>
-      </w:pPr>
-      <w:r>
-        <w:rPr>
-          <w:rFonts w:ascii="Georgia" w:hAnsi="Georgia"/>
-          <w:color w:val="000000" w:themeColor="text1"/>
-        </w:rPr>
-        <w:t xml:space="preserve">Design and manage implementation of </w:t>
-      </w:r>
-      <w:r>
-        <w:rPr>
-          <w:rFonts w:ascii="Georgia" w:hAnsi="Georgia"/>
-          <w:color w:val="000000" w:themeColor="text1"/>
-        </w:rPr>
-        <w:t xml:space="preserve">know your </w:t>
-      </w:r>
-      <w:r>
-        <w:rPr>
-          <w:rFonts w:ascii="Georgia" w:hAnsi="Georgia"/>
-          <w:color w:val="000000" w:themeColor="text1"/>
-        </w:rPr>
-        <w:t>client</w:t>
-      </w:r>
-      <w:r>
-        <w:rPr>
-          <w:rFonts w:ascii="Georgia" w:hAnsi="Georgia"/>
-          <w:color w:val="000000" w:themeColor="text1"/>
-        </w:rPr>
-        <w:t xml:space="preserve"> </w:t>
-      </w:r>
-      <w:r>
-        <w:rPr>
-          <w:rFonts w:ascii="Georgia" w:hAnsi="Georgia"/>
-          <w:color w:val="000000" w:themeColor="text1"/>
-        </w:rPr>
-        <w:t xml:space="preserve">(KYC) </w:t>
-      </w:r>
-      <w:r>
-        <w:rPr>
-          <w:rFonts w:ascii="Georgia" w:hAnsi="Georgia"/>
-          <w:color w:val="000000" w:themeColor="text1"/>
-        </w:rPr>
-        <w:t>workflows</w:t>
-      </w:r>
-      <w:r>
-        <w:rPr>
-          <w:rFonts w:ascii="Georgia" w:hAnsi="Georgia"/>
-          <w:color w:val="000000" w:themeColor="text1"/>
-        </w:rPr>
-        <w:t xml:space="preserve"> and escalation </w:t>
-      </w:r>
-      <w:proofErr w:type="gramStart"/>
-      <w:r>
-        <w:rPr>
-          <w:rFonts w:ascii="Georgia" w:hAnsi="Georgia"/>
-          <w:color w:val="000000" w:themeColor="text1"/>
-        </w:rPr>
-        <w:t>triggers</w:t>
-      </w:r>
-      <w:r>
-        <w:rPr>
-          <w:rFonts w:ascii="Georgia" w:hAnsi="Georgia"/>
-          <w:color w:val="000000" w:themeColor="text1"/>
-        </w:rPr>
-        <w:t>;</w:t>
-      </w:r>
-      <w:proofErr w:type="gramEnd"/>
+          <w:rFonts w:ascii="Georgia" w:hAnsi="Georgia"/>
+          <w:color w:val="000000" w:themeColor="text1"/>
+          <w:sz w:val="22"/>
+          <w:szCs w:val="22"/>
+        </w:rPr>
+      </w:pPr>
+      <w:r>
+        <w:rPr>
+          <w:rFonts w:ascii="Georgia" w:hAnsi="Georgia" w:cs="Segoe UI"/>
+          <w:sz w:val="22"/>
+          <w:szCs w:val="22"/>
+        </w:rPr>
+        <w:t>Establish end-to-end KYC, CDD, and beneficial ownership verification procedures</w:t>
+      </w:r>
     </w:p>
     <w:p>
       <w:pPr>
         <w:pStyle w:val="ListParagraph"/>
-        <w:widowControl/>
         <w:numPr>
           <w:ilvl w:val="0"/>
           <w:numId w:val="2"/>
         </w:numPr>
-        <w:autoSpaceDE/>
-        <w:autoSpaceDN/>
         <w:spacing w:before="0" w:after="120" w:line="240" w:lineRule="atLeast"/>
         <w:ind w:left="629" w:hanging="272"/>
         <w:jc w:val="both"/>
         <w:rPr>
-          <w:rFonts w:ascii="Georgia" w:hAnsi="Georgia" w:cs="Times New Roman"/>
-          <w:color w:val="000000" w:themeColor="text1"/>
-        </w:rPr>
-      </w:pPr>
-      <w:r>
-        <w:rPr>
-          <w:rFonts w:ascii="Georgia" w:hAnsi="Georgia"/>
-          <w:color w:val="000000" w:themeColor="text1"/>
-        </w:rPr>
-        <w:t>Design and</w:t>
-      </w:r>
-      <w:r>
-        <w:rPr>
-          <w:rFonts w:ascii="Georgia" w:hAnsi="Georgia"/>
-          <w:color w:val="000000" w:themeColor="text1"/>
-        </w:rPr>
-        <w:t xml:space="preserve"> manage</w:t>
-      </w:r>
-      <w:r>
-        <w:rPr>
-          <w:rFonts w:ascii="Georgia" w:hAnsi="Georgia"/>
-          <w:color w:val="000000" w:themeColor="text1"/>
-        </w:rPr>
-        <w:t xml:space="preserve"> implement</w:t>
-      </w:r>
-      <w:r>
-        <w:rPr>
-          <w:rFonts w:ascii="Georgia" w:hAnsi="Georgia"/>
-          <w:color w:val="000000" w:themeColor="text1"/>
-        </w:rPr>
-        <w:t>ation of</w:t>
-      </w:r>
-      <w:r>
-        <w:rPr>
-          <w:rFonts w:ascii="Georgia" w:hAnsi="Georgia"/>
-          <w:color w:val="000000" w:themeColor="text1"/>
-        </w:rPr>
-        <w:t xml:space="preserve"> transaction monitoring rules and alert </w:t>
-      </w:r>
-      <w:proofErr w:type="gramStart"/>
-      <w:r>
-        <w:rPr>
-          <w:rFonts w:ascii="Georgia" w:hAnsi="Georgia"/>
-          <w:color w:val="000000" w:themeColor="text1"/>
-        </w:rPr>
-        <w:t>workflows</w:t>
-      </w:r>
-      <w:r>
-        <w:rPr>
-          <w:rFonts w:ascii="Georgia" w:hAnsi="Georgia"/>
-          <w:color w:val="000000" w:themeColor="text1"/>
-        </w:rPr>
-        <w:t>;</w:t>
-      </w:r>
-      <w:proofErr w:type="gramEnd"/>
+          <w:rFonts w:ascii="Georgia" w:hAnsi="Georgia"/>
+          <w:color w:val="000000" w:themeColor="text1"/>
+          <w:sz w:val="22"/>
+          <w:szCs w:val="22"/>
+        </w:rPr>
+      </w:pPr>
+      <w:r>
+        <w:rPr>
+          <w:rFonts w:ascii="Georgia" w:hAnsi="Georgia"/>
+          <w:color w:val="000000" w:themeColor="text1"/>
+          <w:sz w:val="22"/>
+          <w:szCs w:val="22"/>
+        </w:rPr>
+        <w:t>Prepare and advise on</w:t>
+      </w:r>
+      <w:r>
+        <w:rPr>
+          <w:rFonts w:ascii="Georgia" w:hAnsi="Georgia"/>
+          <w:sz w:val="22"/>
+          <w:szCs w:val="22"/>
+        </w:rPr>
+        <w:t xml:space="preserve"> suspicious transaction report (STR) and large cash transaction report (LCTR) escalation playbooks, together with quality assurance processes for case closure and audit trail documentation. </w:t>
+      </w:r>
     </w:p>
     <w:p>
       <w:pPr>
         <w:pStyle w:val="ListParagraph"/>
-        <w:widowControl/>
         <w:numPr>
           <w:ilvl w:val="0"/>
           <w:numId w:val="2"/>
         </w:numPr>
-        <w:autoSpaceDE/>
-        <w:autoSpaceDN/>
         <w:spacing w:before="0" w:after="120" w:line="240" w:lineRule="atLeast"/>
         <w:ind w:left="629" w:hanging="272"/>
         <w:jc w:val="both"/>
         <w:rPr>
-          <w:rFonts w:ascii="Georgia" w:hAnsi="Georgia" w:cs="Times New Roman"/>
-          <w:color w:val="000000" w:themeColor="text1"/>
-        </w:rPr>
-      </w:pPr>
-      <w:r>
-        <w:rPr>
-          <w:rFonts w:ascii="Georgia" w:hAnsi="Georgia"/>
-          <w:color w:val="000000" w:themeColor="text1"/>
-        </w:rPr>
-        <w:t>Lead AML/ATF training initiatives and ensure ongoing compliance culture across operational functions.</w:t>
-      </w:r>
-    </w:p>
-    <w:p>
-      <w:pPr>
-        <w:pStyle w:val="Heading2"/>
-        <w:tabs>
-          <w:tab w:val="left" w:pos="0"/>
-        </w:tabs>
-        <w:spacing w:before="240"/>
-        <w:ind w:left="0"/>
-        <w:jc w:val="both"/>
-        <w:rPr>
-          <w:rFonts w:ascii="Georgia" w:hAnsi="Georgia" w:cs="Times New Roman"/>
-          <w:color w:val="000000" w:themeColor="text1"/>
-          <w:sz w:val="24"/>
-          <w:szCs w:val="24"/>
-        </w:rPr>
-      </w:pPr>
-      <w:r>
-        <w:rPr>
-          <w:rFonts w:ascii="Georgia" w:hAnsi="Georgia" w:cs="Times New Roman"/>
-          <w:color w:val="000000" w:themeColor="text1"/>
-          <w:sz w:val="24"/>
-          <w:szCs w:val="24"/>
-        </w:rPr>
-        <w:t>Principal Lawyer</w:t>
-      </w:r>
-    </w:p>
-    <w:p>
-      <w:pPr>
-        <w:tabs>
-          <w:tab w:val="left" w:pos="0"/>
-        </w:tabs>
-        <w:spacing w:line="288" w:lineRule="auto"/>
-        <w:jc w:val="both"/>
-        <w:rPr>
-          <w:rFonts w:ascii="Georgia" w:hAnsi="Georgia" w:cs="Times New Roman"/>
-          <w:bCs/>
-          <w:color w:val="000000" w:themeColor="text1"/>
-          <w:sz w:val="24"/>
-          <w:szCs w:val="24"/>
-        </w:rPr>
-      </w:pPr>
-      <w:r>
-        <w:rPr>
-          <w:rFonts w:ascii="Georgia" w:hAnsi="Georgia" w:cs="Times New Roman"/>
-          <w:bCs/>
-          <w:color w:val="000000" w:themeColor="text1"/>
-          <w:sz w:val="24"/>
-          <w:szCs w:val="24"/>
-        </w:rPr>
-        <w:t>Levine Law</w:t>
-      </w:r>
-      <w:r>
-        <w:rPr>
-          <w:rFonts w:ascii="Georgia" w:hAnsi="Georgia" w:cs="Times New Roman"/>
-          <w:bCs/>
-          <w:color w:val="000000" w:themeColor="text1"/>
-          <w:sz w:val="24"/>
-          <w:szCs w:val="24"/>
-        </w:rPr>
-        <w:t xml:space="preserve"> | </w:t>
-      </w:r>
-      <w:r>
-        <w:rPr>
-          <w:rFonts w:ascii="Georgia" w:hAnsi="Georgia" w:cs="Times New Roman"/>
-          <w:bCs/>
-          <w:color w:val="000000" w:themeColor="text1"/>
-          <w:sz w:val="24"/>
-          <w:szCs w:val="24"/>
-        </w:rPr>
-        <w:t>201</w:t>
-      </w:r>
-      <w:r>
-        <w:rPr>
-          <w:rFonts w:ascii="Georgia" w:hAnsi="Georgia" w:cs="Times New Roman"/>
-          <w:bCs/>
-          <w:color w:val="000000" w:themeColor="text1"/>
-          <w:sz w:val="24"/>
-          <w:szCs w:val="24"/>
-        </w:rPr>
-        <w:t>5</w:t>
-      </w:r>
-      <w:r>
-        <w:rPr>
-          <w:rFonts w:ascii="Georgia" w:hAnsi="Georgia" w:cs="Times New Roman"/>
-          <w:bCs/>
-          <w:color w:val="000000" w:themeColor="text1"/>
-          <w:sz w:val="24"/>
-          <w:szCs w:val="24"/>
-        </w:rPr>
-        <w:t xml:space="preserve"> - Present</w:t>
+          <w:rFonts w:ascii="Georgia" w:hAnsi="Georgia"/>
+          <w:color w:val="000000" w:themeColor="text1"/>
+          <w:sz w:val="22"/>
+          <w:szCs w:val="22"/>
+        </w:rPr>
+      </w:pPr>
+      <w:r>
+        <w:rPr>
+          <w:rFonts w:ascii="Georgia" w:hAnsi="Georgia"/>
+          <w:sz w:val="22"/>
+          <w:szCs w:val="22"/>
+        </w:rPr>
+        <w:t xml:space="preserve">As counsel, </w:t>
+      </w:r>
+      <w:r>
+        <w:rPr>
+          <w:rFonts w:ascii="Georgia" w:hAnsi="Georgia"/>
+          <w:sz w:val="22"/>
+          <w:szCs w:val="22"/>
+        </w:rPr>
+        <w:t>c</w:t>
+      </w:r>
+      <w:r>
+        <w:rPr>
+          <w:rFonts w:ascii="Georgia" w:hAnsi="Georgia"/>
+          <w:sz w:val="22"/>
+          <w:szCs w:val="22"/>
+        </w:rPr>
+        <w:t>onduct compliance assessments and examinations under the PCMLTFA and associated FINTRAC guidance, including CAMLO interviews, remediation planning, written response preparation, and coordination of independent program effectiveness testing with third-party assessors.</w:t>
       </w:r>
     </w:p>
     <w:p>
       <w:pPr>
         <w:pStyle w:val="ListParagraph"/>
-        <w:widowControl/>
         <w:numPr>
           <w:ilvl w:val="0"/>
           <w:numId w:val="2"/>
         </w:numPr>
-        <w:autoSpaceDE/>
-        <w:autoSpaceDN/>
         <w:spacing w:before="0" w:after="120" w:line="240" w:lineRule="atLeast"/>
         <w:ind w:left="629" w:hanging="272"/>
         <w:jc w:val="both"/>
         <w:rPr>
-          <w:rFonts w:ascii="Georgia" w:hAnsi="Georgia" w:cs="Times New Roman"/>
-          <w:color w:val="000000" w:themeColor="text1"/>
-        </w:rPr>
-      </w:pPr>
-      <w:r>
-        <w:rPr>
-          <w:rFonts w:ascii="Georgia" w:hAnsi="Georgia" w:cs="Times New Roman"/>
-          <w:color w:val="000000" w:themeColor="text1"/>
-        </w:rPr>
-        <w:t xml:space="preserve">Deliver quality legal services, advice and representation </w:t>
-      </w:r>
-      <w:r>
-        <w:rPr>
-          <w:rFonts w:ascii="Georgia" w:hAnsi="Georgia" w:cs="Times New Roman"/>
-          <w:color w:val="000000" w:themeColor="text1"/>
-        </w:rPr>
-        <w:t xml:space="preserve">to clients and </w:t>
-      </w:r>
-      <w:proofErr w:type="gramStart"/>
-      <w:r>
-        <w:rPr>
-          <w:rFonts w:ascii="Georgia" w:hAnsi="Georgia" w:cs="Times New Roman"/>
-          <w:color w:val="000000" w:themeColor="text1"/>
-        </w:rPr>
-        <w:t>client</w:t>
-      </w:r>
-      <w:proofErr w:type="gramEnd"/>
-      <w:r>
-        <w:rPr>
-          <w:rFonts w:ascii="Georgia" w:hAnsi="Georgia" w:cs="Times New Roman"/>
-          <w:color w:val="000000" w:themeColor="text1"/>
-        </w:rPr>
-        <w:t xml:space="preserve"> </w:t>
-      </w:r>
-      <w:proofErr w:type="gramStart"/>
-      <w:r>
-        <w:rPr>
-          <w:rFonts w:ascii="Georgia" w:hAnsi="Georgia" w:cs="Times New Roman"/>
-          <w:color w:val="000000" w:themeColor="text1"/>
-        </w:rPr>
-        <w:t>teams</w:t>
-      </w:r>
-      <w:r>
-        <w:rPr>
-          <w:rFonts w:ascii="Georgia" w:hAnsi="Georgia" w:cs="Times New Roman"/>
-          <w:color w:val="000000" w:themeColor="text1"/>
-        </w:rPr>
-        <w:t>;</w:t>
-      </w:r>
-      <w:proofErr w:type="gramEnd"/>
+          <w:rFonts w:ascii="Georgia" w:hAnsi="Georgia"/>
+          <w:color w:val="000000" w:themeColor="text1"/>
+          <w:sz w:val="22"/>
+          <w:szCs w:val="22"/>
+        </w:rPr>
+      </w:pPr>
+      <w:r>
+        <w:rPr>
+          <w:rFonts w:ascii="Georgia" w:hAnsi="Georgia"/>
+          <w:sz w:val="22"/>
+          <w:szCs w:val="22"/>
+        </w:rPr>
+        <w:t>A</w:t>
+      </w:r>
+      <w:r>
+        <w:rPr>
+          <w:rFonts w:ascii="Georgia" w:hAnsi="Georgia"/>
+          <w:sz w:val="22"/>
+          <w:szCs w:val="22"/>
+        </w:rPr>
+        <w:t xml:space="preserve">dvise on </w:t>
+      </w:r>
+      <w:r>
+        <w:rPr>
+          <w:rStyle w:val="Strong"/>
+          <w:rFonts w:ascii="Georgia" w:hAnsi="Georgia"/>
+          <w:b w:val="0"/>
+          <w:bCs w:val="0"/>
+          <w:sz w:val="22"/>
+          <w:szCs w:val="22"/>
+        </w:rPr>
+        <w:t>registration, licensing, and regulatory interaction</w:t>
+      </w:r>
+      <w:r>
+        <w:rPr>
+          <w:rFonts w:ascii="Georgia" w:hAnsi="Georgia"/>
+          <w:sz w:val="22"/>
+          <w:szCs w:val="22"/>
+        </w:rPr>
+        <w:t xml:space="preserve"> with FINTRAC, Bank of Canada (under the Retail Payment Activities Act), and provincial securities regulators.</w:t>
+      </w:r>
     </w:p>
     <w:p>
       <w:pPr>
         <w:pStyle w:val="ListParagraph"/>
-        <w:widowControl/>
         <w:numPr>
           <w:ilvl w:val="0"/>
           <w:numId w:val="2"/>
         </w:numPr>
-        <w:autoSpaceDE/>
-        <w:autoSpaceDN/>
         <w:spacing w:before="0" w:after="120" w:line="240" w:lineRule="atLeast"/>
         <w:ind w:left="629" w:hanging="272"/>
         <w:jc w:val="both"/>
         <w:rPr>
-          <w:rFonts w:ascii="Georgia" w:hAnsi="Georgia" w:cs="Times New Roman"/>
-          <w:color w:val="000000" w:themeColor="text1"/>
-        </w:rPr>
-      </w:pPr>
-      <w:r>
-        <w:rPr>
-          <w:rFonts w:ascii="Georgia" w:hAnsi="Georgia" w:cs="Times New Roman"/>
-          <w:color w:val="000000" w:themeColor="text1"/>
-        </w:rPr>
-        <w:t>From time to time, s</w:t>
-      </w:r>
-      <w:r>
-        <w:rPr>
-          <w:rFonts w:ascii="Georgia" w:hAnsi="Georgia" w:cs="Times New Roman"/>
-        </w:rPr>
-        <w:t xml:space="preserve">erve as </w:t>
-      </w:r>
-      <w:r>
-        <w:rPr>
-          <w:rStyle w:val="Strong"/>
-          <w:rFonts w:ascii="Georgia" w:hAnsi="Georgia" w:cs="Times New Roman"/>
-          <w:b w:val="0"/>
-          <w:bCs w:val="0"/>
-        </w:rPr>
-        <w:t xml:space="preserve">CAMLO </w:t>
-      </w:r>
-      <w:r>
-        <w:rPr>
-          <w:rFonts w:ascii="Georgia" w:hAnsi="Georgia" w:cs="Times New Roman"/>
-        </w:rPr>
-        <w:t>for Canadian and foreign MSBs, responsible for oversight of AML/ATF compliance frameworks, transaction monitoring programs, and regulatory reporting.</w:t>
+          <w:rFonts w:ascii="Georgia" w:hAnsi="Georgia"/>
+          <w:color w:val="000000" w:themeColor="text1"/>
+          <w:sz w:val="22"/>
+          <w:szCs w:val="22"/>
+        </w:rPr>
+      </w:pPr>
+      <w:r>
+        <w:rPr>
+          <w:rFonts w:ascii="Georgia" w:hAnsi="Georgia"/>
+          <w:color w:val="000000" w:themeColor="text1"/>
+          <w:sz w:val="22"/>
+          <w:szCs w:val="22"/>
+        </w:rPr>
+        <w:t xml:space="preserve">Experience includes </w:t>
+      </w:r>
+      <w:r>
+        <w:rPr>
+          <w:rFonts w:ascii="Georgia" w:hAnsi="Georgia"/>
+          <w:color w:val="000000" w:themeColor="text1"/>
+          <w:sz w:val="22"/>
+          <w:szCs w:val="22"/>
+        </w:rPr>
+        <w:t xml:space="preserve">collaborating with UK based Chief Compliance Officer at Canary Wharf headquartered fintech; supervising UK-based onboarding and transaction monitoring teammates; </w:t>
+      </w:r>
+    </w:p>
+    <w:p>
+      <w:pPr>
+        <w:pStyle w:val="Heading2"/>
+        <w:tabs>
+          <w:tab w:val="left" w:pos="0"/>
+        </w:tabs>
+        <w:spacing w:before="240" w:line="288" w:lineRule="auto"/>
+        <w:ind w:left="0"/>
+        <w:jc w:val="both"/>
+        <w:rPr>
+          <w:rFonts w:ascii="Georgia" w:hAnsi="Georgia" w:cs="Times New Roman"/>
+          <w:color w:val="000000" w:themeColor="text1"/>
+          <w:sz w:val="24"/>
+          <w:szCs w:val="24"/>
+        </w:rPr>
+      </w:pPr>
+      <w:r>
+        <w:rPr>
+          <w:rFonts w:ascii="Georgia" w:hAnsi="Georgia" w:cs="Times New Roman"/>
+          <w:color w:val="000000" w:themeColor="text1"/>
+          <w:sz w:val="24"/>
+          <w:szCs w:val="24"/>
+        </w:rPr>
+        <w:t>Regulatory and Compliance</w:t>
+      </w:r>
+      <w:r>
+        <w:rPr>
+          <w:rFonts w:ascii="Georgia" w:hAnsi="Georgia" w:cs="Times New Roman"/>
+          <w:color w:val="000000" w:themeColor="text1"/>
+          <w:sz w:val="24"/>
+          <w:szCs w:val="24"/>
+        </w:rPr>
+        <w:t xml:space="preserve"> Consultant</w:t>
+      </w:r>
+    </w:p>
+    <w:p>
+      <w:pPr>
+        <w:tabs>
+          <w:tab w:val="left" w:pos="0"/>
+        </w:tabs>
+        <w:spacing w:line="288" w:lineRule="auto"/>
+        <w:jc w:val="both"/>
+        <w:rPr>
+          <w:rFonts w:ascii="Georgia" w:hAnsi="Georgia"/>
+          <w:bCs/>
+          <w:color w:val="000000" w:themeColor="text1"/>
+        </w:rPr>
+      </w:pPr>
+      <w:r>
+        <w:rPr>
+          <w:rFonts w:ascii="Georgia" w:hAnsi="Georgia"/>
+          <w:bCs/>
+          <w:color w:val="000000" w:themeColor="text1"/>
+          <w:w w:val="105"/>
+        </w:rPr>
+        <w:t>Castleview Solutions</w:t>
+      </w:r>
+      <w:r>
+        <w:rPr>
+          <w:rFonts w:ascii="Georgia" w:hAnsi="Georgia"/>
+          <w:bCs/>
+          <w:color w:val="000000" w:themeColor="text1"/>
+          <w:w w:val="105"/>
+        </w:rPr>
+        <w:t xml:space="preserve"> | 201</w:t>
+      </w:r>
+      <w:r>
+        <w:rPr>
+          <w:rFonts w:ascii="Georgia" w:hAnsi="Georgia"/>
+          <w:bCs/>
+          <w:color w:val="000000" w:themeColor="text1"/>
+          <w:w w:val="105"/>
+        </w:rPr>
+        <w:t>3</w:t>
+      </w:r>
+      <w:r>
+        <w:rPr>
+          <w:rFonts w:ascii="Georgia" w:hAnsi="Georgia"/>
+          <w:bCs/>
+          <w:color w:val="000000" w:themeColor="text1"/>
+          <w:w w:val="105"/>
+        </w:rPr>
+        <w:t xml:space="preserve"> - 201</w:t>
+      </w:r>
+      <w:r>
+        <w:rPr>
+          <w:rFonts w:ascii="Georgia" w:hAnsi="Georgia"/>
+          <w:bCs/>
+          <w:color w:val="000000" w:themeColor="text1"/>
+          <w:w w:val="105"/>
+        </w:rPr>
+        <w:t>7</w:t>
       </w:r>
     </w:p>
     <w:p>
       <w:pPr>
         <w:pStyle w:val="ListParagraph"/>
-        <w:widowControl/>
         <w:numPr>
           <w:ilvl w:val="0"/>
           <w:numId w:val="2"/>
         </w:numPr>
-        <w:autoSpaceDE/>
-        <w:autoSpaceDN/>
         <w:spacing w:before="0" w:after="120" w:line="240" w:lineRule="atLeast"/>
         <w:ind w:left="629" w:hanging="272"/>
         <w:jc w:val="both"/>
         <w:rPr>
-          <w:rFonts w:ascii="Georgia" w:hAnsi="Georgia" w:cs="Times New Roman"/>
-          <w:color w:val="000000" w:themeColor="text1"/>
-        </w:rPr>
-      </w:pPr>
-      <w:r>
-        <w:rPr>
-          <w:rFonts w:ascii="Georgia" w:hAnsi="Georgia" w:cs="Times New Roman"/>
-          <w:color w:val="000000" w:themeColor="text1"/>
-        </w:rPr>
-        <w:t>As CAMLO, c</w:t>
-      </w:r>
-      <w:r>
-        <w:rPr>
-          <w:rFonts w:ascii="Georgia" w:hAnsi="Georgia" w:cs="Times New Roman"/>
-        </w:rPr>
-        <w:t xml:space="preserve">onduct and document </w:t>
-      </w:r>
-      <w:r>
-        <w:rPr>
-          <w:rStyle w:val="Strong"/>
-          <w:rFonts w:ascii="Georgia" w:hAnsi="Georgia" w:cs="Times New Roman"/>
-          <w:b w:val="0"/>
-          <w:bCs w:val="0"/>
-        </w:rPr>
-        <w:t xml:space="preserve">risk assessments </w:t>
-      </w:r>
-      <w:r>
-        <w:rPr>
-          <w:rStyle w:val="Strong"/>
-          <w:rFonts w:ascii="Georgia" w:hAnsi="Georgia" w:cs="Times New Roman"/>
-          <w:b w:val="0"/>
-          <w:bCs w:val="0"/>
-        </w:rPr>
-        <w:t xml:space="preserve">of </w:t>
-      </w:r>
-      <w:r>
-        <w:rPr>
-          <w:rFonts w:ascii="Georgia" w:hAnsi="Georgia" w:cs="Times New Roman"/>
-        </w:rPr>
-        <w:t>client</w:t>
-      </w:r>
-      <w:r>
-        <w:rPr>
-          <w:rFonts w:ascii="Georgia" w:hAnsi="Georgia" w:cs="Times New Roman"/>
-        </w:rPr>
-        <w:t xml:space="preserve"> businesses</w:t>
-      </w:r>
-      <w:r>
-        <w:rPr>
-          <w:rFonts w:ascii="Georgia" w:hAnsi="Georgia" w:cs="Times New Roman"/>
-        </w:rPr>
-        <w:t xml:space="preserve"> in payments, </w:t>
-      </w:r>
-      <w:r>
-        <w:rPr>
-          <w:rFonts w:ascii="Georgia" w:hAnsi="Georgia" w:cs="Times New Roman"/>
-        </w:rPr>
-        <w:t>digital</w:t>
-      </w:r>
-      <w:r>
-        <w:rPr>
-          <w:rFonts w:ascii="Georgia" w:hAnsi="Georgia" w:cs="Times New Roman"/>
-        </w:rPr>
-        <w:t xml:space="preserve"> assets, and financial services</w:t>
-      </w:r>
-      <w:r>
-        <w:rPr>
-          <w:rFonts w:ascii="Georgia" w:hAnsi="Georgia" w:cs="Times New Roman"/>
-        </w:rPr>
-        <w:t>-adjacent</w:t>
-      </w:r>
-      <w:r>
-        <w:rPr>
-          <w:rFonts w:ascii="Georgia" w:hAnsi="Georgia" w:cs="Times New Roman"/>
-        </w:rPr>
-        <w:t xml:space="preserve"> sectors, including analysis of product, delivery channel, geography, and client risk factors.</w:t>
+          <w:rFonts w:ascii="Georgia" w:hAnsi="Georgia"/>
+          <w:color w:val="000000" w:themeColor="text1"/>
+          <w:sz w:val="22"/>
+          <w:szCs w:val="22"/>
+        </w:rPr>
+      </w:pPr>
+      <w:r>
+        <w:rPr>
+          <w:rFonts w:ascii="Georgia" w:hAnsi="Georgia"/>
+          <w:color w:val="000000" w:themeColor="text1"/>
+          <w:sz w:val="22"/>
+          <w:szCs w:val="22"/>
+        </w:rPr>
+        <w:t>Delivered</w:t>
+      </w:r>
+      <w:r>
+        <w:rPr>
+          <w:rFonts w:ascii="Georgia" w:hAnsi="Georgia"/>
+          <w:color w:val="000000" w:themeColor="text1"/>
+          <w:sz w:val="22"/>
+          <w:szCs w:val="22"/>
+        </w:rPr>
+        <w:t xml:space="preserve"> World Bank and Asian Development Bank-financed technical assistance projects </w:t>
+      </w:r>
+      <w:r>
+        <w:rPr>
+          <w:rFonts w:ascii="Georgia" w:hAnsi="Georgia"/>
+          <w:color w:val="000000" w:themeColor="text1"/>
+          <w:sz w:val="22"/>
+          <w:szCs w:val="22"/>
+        </w:rPr>
+        <w:t xml:space="preserve">pertaining to cross-border trade and investment </w:t>
+      </w:r>
+      <w:r>
+        <w:rPr>
+          <w:rFonts w:ascii="Georgia" w:hAnsi="Georgia"/>
+          <w:color w:val="000000" w:themeColor="text1"/>
+          <w:sz w:val="22"/>
+          <w:szCs w:val="22"/>
+        </w:rPr>
+        <w:t>in South</w:t>
+      </w:r>
+      <w:r>
+        <w:rPr>
+          <w:rFonts w:ascii="Georgia" w:hAnsi="Georgia"/>
+          <w:color w:val="000000" w:themeColor="text1"/>
+          <w:sz w:val="22"/>
+          <w:szCs w:val="22"/>
+        </w:rPr>
+        <w:t>e</w:t>
+      </w:r>
+      <w:r>
+        <w:rPr>
+          <w:rFonts w:ascii="Georgia" w:hAnsi="Georgia"/>
+          <w:color w:val="000000" w:themeColor="text1"/>
+          <w:sz w:val="22"/>
+          <w:szCs w:val="22"/>
+        </w:rPr>
+        <w:t>ast</w:t>
+      </w:r>
+      <w:r>
+        <w:rPr>
+          <w:rFonts w:ascii="Georgia" w:hAnsi="Georgia"/>
+          <w:color w:val="000000" w:themeColor="text1"/>
+          <w:sz w:val="22"/>
+          <w:szCs w:val="22"/>
+        </w:rPr>
+        <w:t xml:space="preserve"> Asia</w:t>
+      </w:r>
+      <w:r>
+        <w:rPr>
+          <w:rFonts w:ascii="Georgia" w:hAnsi="Georgia"/>
+          <w:color w:val="000000" w:themeColor="text1"/>
+          <w:sz w:val="22"/>
+          <w:szCs w:val="22"/>
+        </w:rPr>
+        <w:t>.</w:t>
       </w:r>
     </w:p>
     <w:p>
       <w:pPr>
         <w:pStyle w:val="ListParagraph"/>
-        <w:widowControl/>
         <w:numPr>
           <w:ilvl w:val="0"/>
           <w:numId w:val="2"/>
         </w:numPr>
-        <w:autoSpaceDE/>
-        <w:autoSpaceDN/>
         <w:spacing w:before="0" w:after="120" w:line="240" w:lineRule="atLeast"/>
         <w:ind w:left="629" w:hanging="272"/>
         <w:jc w:val="both"/>
         <w:rPr>
-          <w:rFonts w:ascii="Georgia" w:hAnsi="Georgia" w:cs="Times New Roman"/>
-          <w:color w:val="000000" w:themeColor="text1"/>
-        </w:rPr>
-      </w:pPr>
-      <w:r>
-        <w:rPr>
-          <w:rFonts w:ascii="Georgia" w:hAnsi="Georgia"/>
-        </w:rPr>
-        <w:t>D</w:t>
-      </w:r>
-      <w:r>
-        <w:rPr>
-          <w:rFonts w:ascii="Georgia" w:hAnsi="Georgia"/>
-        </w:rPr>
-        <w:t xml:space="preserve">raft suspicious transaction report (STR) and large cash transaction report (LCTR) escalation playbooks, together with quality assurance processes for case closure and audit trail documentation. </w:t>
+          <w:rFonts w:ascii="Georgia" w:hAnsi="Georgia"/>
+          <w:color w:val="000000" w:themeColor="text1"/>
+          <w:sz w:val="22"/>
+          <w:szCs w:val="22"/>
+        </w:rPr>
+      </w:pPr>
+      <w:r>
+        <w:rPr>
+          <w:rFonts w:ascii="Georgia" w:hAnsi="Georgia"/>
+          <w:color w:val="000000" w:themeColor="text1"/>
+          <w:sz w:val="22"/>
+          <w:szCs w:val="22"/>
+        </w:rPr>
+        <w:t xml:space="preserve">Contributed to </w:t>
+      </w:r>
+      <w:r>
+        <w:rPr>
+          <w:rFonts w:ascii="Georgia" w:hAnsi="Georgia"/>
+          <w:color w:val="000000" w:themeColor="text1"/>
+          <w:sz w:val="22"/>
+          <w:szCs w:val="22"/>
+        </w:rPr>
+        <w:t xml:space="preserve">supply </w:t>
+      </w:r>
+      <w:r>
+        <w:rPr>
+          <w:rFonts w:ascii="Georgia" w:hAnsi="Georgia"/>
+          <w:color w:val="000000" w:themeColor="text1"/>
+          <w:sz w:val="22"/>
+          <w:szCs w:val="22"/>
+        </w:rPr>
+        <w:t>and distribution</w:t>
+      </w:r>
+      <w:r>
+        <w:rPr>
+          <w:rFonts w:ascii="Georgia" w:hAnsi="Georgia"/>
+          <w:color w:val="000000" w:themeColor="text1"/>
+          <w:sz w:val="22"/>
+          <w:szCs w:val="22"/>
+        </w:rPr>
+        <w:t xml:space="preserve"> compliance projects on behalf of </w:t>
+      </w:r>
+      <w:r>
+        <w:rPr>
+          <w:rFonts w:ascii="Georgia" w:hAnsi="Georgia"/>
+          <w:color w:val="000000" w:themeColor="text1"/>
+          <w:sz w:val="22"/>
+          <w:szCs w:val="22"/>
+        </w:rPr>
+        <w:t xml:space="preserve">public companies operating in Southeast Asia and Greater China. </w:t>
+      </w:r>
+    </w:p>
+    <w:p>
+      <w:pPr>
+        <w:pStyle w:val="Heading2"/>
+        <w:tabs>
+          <w:tab w:val="left" w:pos="0"/>
+        </w:tabs>
+        <w:spacing w:before="240" w:line="288" w:lineRule="auto"/>
+        <w:ind w:left="0"/>
+        <w:jc w:val="both"/>
+        <w:rPr>
+          <w:rFonts w:ascii="Georgia" w:hAnsi="Georgia" w:cs="Times New Roman"/>
+          <w:color w:val="000000" w:themeColor="text1"/>
+          <w:sz w:val="24"/>
+          <w:szCs w:val="24"/>
+        </w:rPr>
+      </w:pPr>
+      <w:r>
+        <w:rPr>
+          <w:rFonts w:ascii="Georgia" w:hAnsi="Georgia" w:cs="Times New Roman"/>
+          <w:color w:val="000000" w:themeColor="text1"/>
+          <w:sz w:val="24"/>
+          <w:szCs w:val="24"/>
+        </w:rPr>
+        <w:t>In-house Counsel</w:t>
+      </w:r>
+    </w:p>
+    <w:p>
+      <w:pPr>
+        <w:tabs>
+          <w:tab w:val="left" w:pos="0"/>
+        </w:tabs>
+        <w:spacing w:line="288" w:lineRule="auto"/>
+        <w:jc w:val="both"/>
+        <w:rPr>
+          <w:rFonts w:ascii="Georgia" w:hAnsi="Georgia"/>
+          <w:bCs/>
+          <w:color w:val="000000" w:themeColor="text1"/>
+        </w:rPr>
+      </w:pPr>
+      <w:r>
+        <w:rPr>
+          <w:rFonts w:ascii="Georgia" w:hAnsi="Georgia"/>
+          <w:bCs/>
+          <w:color w:val="000000" w:themeColor="text1"/>
+          <w:w w:val="105"/>
+        </w:rPr>
+        <w:t>Singapore International Arbitration Centre | 2011 - 2013</w:t>
       </w:r>
     </w:p>
     <w:p>
       <w:pPr>
         <w:pStyle w:val="ListParagraph"/>
-        <w:widowControl/>
         <w:numPr>
           <w:ilvl w:val="0"/>
           <w:numId w:val="2"/>
         </w:numPr>
-        <w:autoSpaceDE/>
-        <w:autoSpaceDN/>
-        <w:spacing w:before="0" w:after="120" w:line="240" w:lineRule="atLeast"/>
+        <w:spacing w:before="0" w:after="120"/>
         <w:ind w:left="629" w:hanging="272"/>
         <w:jc w:val="both"/>
         <w:rPr>
-          <w:rFonts w:ascii="Georgia" w:hAnsi="Georgia" w:cs="Times New Roman"/>
-          <w:color w:val="000000" w:themeColor="text1"/>
-        </w:rPr>
-      </w:pPr>
-      <w:r>
-        <w:rPr>
-          <w:rFonts w:ascii="Georgia" w:hAnsi="Georgia" w:cs="Times New Roman"/>
-        </w:rPr>
-        <w:t xml:space="preserve">As counsel, </w:t>
-      </w:r>
-      <w:r>
-        <w:rPr>
-          <w:rFonts w:ascii="Georgia" w:hAnsi="Georgia"/>
-        </w:rPr>
-        <w:t>c</w:t>
-      </w:r>
-      <w:r>
-        <w:rPr>
-          <w:rFonts w:ascii="Georgia" w:hAnsi="Georgia"/>
-        </w:rPr>
-        <w:t>onduct compliance assessments and examinations under the PCMLTFA and associated FINTRAC guidance, including CAMLO interviews, remediation planning, written response preparation, and coordination of independent program effectiveness testing with third-party assessors.</w:t>
+          <w:rFonts w:ascii="Georgia" w:hAnsi="Georgia"/>
+          <w:color w:val="000000" w:themeColor="text1"/>
+          <w:sz w:val="22"/>
+          <w:szCs w:val="22"/>
+        </w:rPr>
+      </w:pPr>
+      <w:r>
+        <w:rPr>
+          <w:rFonts w:ascii="Georgia" w:hAnsi="Georgia"/>
+          <w:color w:val="000000" w:themeColor="text1"/>
+          <w:sz w:val="22"/>
+          <w:szCs w:val="22"/>
+        </w:rPr>
+        <w:t>Managed legal and financial administration of 100+ international arbitrations under institutional and ad hoc procedures</w:t>
+      </w:r>
+      <w:r>
+        <w:rPr>
+          <w:rFonts w:ascii="Georgia" w:hAnsi="Georgia"/>
+          <w:color w:val="000000" w:themeColor="text1"/>
+          <w:sz w:val="22"/>
+          <w:szCs w:val="22"/>
+        </w:rPr>
+        <w:t>.</w:t>
       </w:r>
     </w:p>
     <w:p>
       <w:pPr>
         <w:pStyle w:val="ListParagraph"/>
-        <w:widowControl/>
         <w:numPr>
           <w:ilvl w:val="0"/>
           <w:numId w:val="2"/>
         </w:numPr>
-        <w:autoSpaceDE/>
-        <w:autoSpaceDN/>
-        <w:spacing w:before="0" w:after="120" w:line="240" w:lineRule="atLeast"/>
+        <w:spacing w:before="0" w:after="120"/>
         <w:ind w:left="629" w:hanging="272"/>
         <w:jc w:val="both"/>
         <w:rPr>
-          <w:rFonts w:ascii="Georgia" w:hAnsi="Georgia" w:cs="Times New Roman"/>
-          <w:color w:val="000000" w:themeColor="text1"/>
-        </w:rPr>
-      </w:pPr>
-      <w:r>
-        <w:rPr>
-          <w:rFonts w:ascii="Georgia" w:hAnsi="Georgia" w:cs="Times New Roman"/>
-        </w:rPr>
-        <w:t>A</w:t>
-      </w:r>
-      <w:r>
-        <w:rPr>
-          <w:rFonts w:ascii="Georgia" w:hAnsi="Georgia" w:cs="Times New Roman"/>
-        </w:rPr>
-        <w:t xml:space="preserve">dvise on </w:t>
-      </w:r>
-      <w:r>
-        <w:rPr>
-          <w:rStyle w:val="Strong"/>
-          <w:rFonts w:ascii="Georgia" w:hAnsi="Georgia" w:cs="Times New Roman"/>
-          <w:b w:val="0"/>
-          <w:bCs w:val="0"/>
-        </w:rPr>
-        <w:t>registration, licensing, and regulatory interaction</w:t>
-      </w:r>
-      <w:r>
-        <w:rPr>
-          <w:rFonts w:ascii="Georgia" w:hAnsi="Georgia" w:cs="Times New Roman"/>
-        </w:rPr>
-        <w:t xml:space="preserve"> with FINTRAC, Bank of Canada (under the Retail Payment Activities Act), and provincial securities regulators.</w:t>
+          <w:rFonts w:ascii="Georgia" w:hAnsi="Georgia"/>
+          <w:color w:val="000000" w:themeColor="text1"/>
+          <w:sz w:val="22"/>
+          <w:szCs w:val="22"/>
+        </w:rPr>
+      </w:pPr>
+      <w:r>
+        <w:rPr>
+          <w:rFonts w:ascii="Georgia" w:hAnsi="Georgia"/>
+          <w:color w:val="000000" w:themeColor="text1"/>
+          <w:sz w:val="22"/>
+          <w:szCs w:val="22"/>
+        </w:rPr>
+        <w:t xml:space="preserve">Drafted memoranda in support of Centre-issued procedural </w:t>
+      </w:r>
+      <w:proofErr w:type="gramStart"/>
+      <w:r>
+        <w:rPr>
+          <w:rFonts w:ascii="Georgia" w:hAnsi="Georgia"/>
+          <w:color w:val="000000" w:themeColor="text1"/>
+          <w:sz w:val="22"/>
+          <w:szCs w:val="22"/>
+        </w:rPr>
+        <w:t>orders</w:t>
+      </w:r>
+      <w:r>
+        <w:rPr>
+          <w:rFonts w:ascii="Georgia" w:hAnsi="Georgia"/>
+          <w:color w:val="000000" w:themeColor="text1"/>
+          <w:sz w:val="22"/>
+          <w:szCs w:val="22"/>
+        </w:rPr>
+        <w:t>, and</w:t>
+      </w:r>
+      <w:proofErr w:type="gramEnd"/>
+      <w:r>
+        <w:rPr>
+          <w:rFonts w:ascii="Georgia" w:hAnsi="Georgia"/>
+          <w:color w:val="000000" w:themeColor="text1"/>
+          <w:sz w:val="22"/>
+          <w:szCs w:val="22"/>
+        </w:rPr>
+        <w:t xml:space="preserve"> </w:t>
+      </w:r>
+      <w:r>
+        <w:rPr>
+          <w:rFonts w:ascii="Georgia" w:hAnsi="Georgia"/>
+          <w:color w:val="000000" w:themeColor="text1"/>
+          <w:sz w:val="22"/>
+          <w:szCs w:val="22"/>
+        </w:rPr>
+        <w:t>r</w:t>
+      </w:r>
+      <w:r>
+        <w:rPr>
+          <w:rFonts w:ascii="Georgia" w:hAnsi="Georgia"/>
+          <w:color w:val="000000" w:themeColor="text1"/>
+          <w:sz w:val="22"/>
+          <w:szCs w:val="22"/>
+        </w:rPr>
+        <w:t>eviewed and edited draft arbitral awards and orders for compliance with applicable domestic laws</w:t>
+      </w:r>
+      <w:r>
+        <w:rPr>
+          <w:rFonts w:ascii="Georgia" w:hAnsi="Georgia"/>
+          <w:color w:val="000000" w:themeColor="text1"/>
+          <w:sz w:val="22"/>
+          <w:szCs w:val="22"/>
+        </w:rPr>
+        <w:t>.</w:t>
+      </w:r>
+      <w:r>
+        <w:rPr>
+          <w:rFonts w:ascii="Georgia" w:hAnsi="Georgia"/>
+          <w:color w:val="000000" w:themeColor="text1"/>
+          <w:sz w:val="22"/>
+          <w:szCs w:val="22"/>
+        </w:rPr>
+        <w:t xml:space="preserve">  </w:t>
+      </w:r>
+    </w:p>
+    <w:p>
+      <w:pPr>
+        <w:pStyle w:val="Heading2"/>
+        <w:tabs>
+          <w:tab w:val="left" w:pos="0"/>
+        </w:tabs>
+        <w:spacing w:before="240" w:line="288" w:lineRule="auto"/>
+        <w:ind w:left="0"/>
+        <w:jc w:val="both"/>
+        <w:rPr>
+          <w:rFonts w:ascii="Georgia" w:hAnsi="Georgia" w:cs="Times New Roman"/>
+          <w:color w:val="000000" w:themeColor="text1"/>
+          <w:sz w:val="24"/>
+          <w:szCs w:val="24"/>
+        </w:rPr>
+      </w:pPr>
+      <w:r>
+        <w:rPr>
+          <w:rFonts w:ascii="Georgia" w:hAnsi="Georgia" w:cs="Times New Roman"/>
+          <w:color w:val="000000" w:themeColor="text1"/>
+          <w:sz w:val="24"/>
+          <w:szCs w:val="24"/>
+        </w:rPr>
+        <w:lastRenderedPageBreak/>
+        <w:t>Summer Student</w:t>
+      </w:r>
+      <w:r>
+        <w:rPr>
+          <w:rFonts w:ascii="Georgia" w:hAnsi="Georgia" w:cs="Times New Roman"/>
+          <w:color w:val="000000" w:themeColor="text1"/>
+          <w:sz w:val="24"/>
+          <w:szCs w:val="24"/>
+        </w:rPr>
+        <w:t>, Articled Student, Associate</w:t>
+      </w:r>
+    </w:p>
+    <w:p>
+      <w:pPr>
+        <w:tabs>
+          <w:tab w:val="left" w:pos="0"/>
+        </w:tabs>
+        <w:spacing w:line="288" w:lineRule="auto"/>
+        <w:jc w:val="both"/>
+        <w:rPr>
+          <w:rFonts w:ascii="Georgia" w:hAnsi="Georgia"/>
+          <w:bCs/>
+          <w:color w:val="000000" w:themeColor="text1"/>
+        </w:rPr>
+      </w:pPr>
+      <w:r>
+        <w:rPr>
+          <w:rFonts w:ascii="Georgia" w:hAnsi="Georgia"/>
+          <w:bCs/>
+          <w:color w:val="000000" w:themeColor="text1"/>
+          <w:w w:val="105"/>
+        </w:rPr>
+        <w:t>Borden Ladner Gervais</w:t>
+      </w:r>
+      <w:r>
+        <w:rPr>
+          <w:rFonts w:ascii="Georgia" w:hAnsi="Georgia"/>
+          <w:bCs/>
+          <w:color w:val="000000" w:themeColor="text1"/>
+          <w:w w:val="105"/>
+        </w:rPr>
+        <w:t xml:space="preserve"> LLP</w:t>
+      </w:r>
+      <w:r>
+        <w:rPr>
+          <w:rFonts w:ascii="Georgia" w:hAnsi="Georgia"/>
+          <w:bCs/>
+          <w:color w:val="000000" w:themeColor="text1"/>
+          <w:w w:val="105"/>
+        </w:rPr>
+        <w:t xml:space="preserve"> | 20</w:t>
+      </w:r>
+      <w:r>
+        <w:rPr>
+          <w:rFonts w:ascii="Georgia" w:hAnsi="Georgia"/>
+          <w:bCs/>
+          <w:color w:val="000000" w:themeColor="text1"/>
+          <w:w w:val="105"/>
+        </w:rPr>
+        <w:t>08</w:t>
+      </w:r>
+      <w:r>
+        <w:rPr>
+          <w:rFonts w:ascii="Georgia" w:hAnsi="Georgia"/>
+          <w:bCs/>
+          <w:color w:val="000000" w:themeColor="text1"/>
+          <w:w w:val="105"/>
+        </w:rPr>
+        <w:t xml:space="preserve"> - 2</w:t>
+      </w:r>
+      <w:r>
+        <w:rPr>
+          <w:rFonts w:ascii="Georgia" w:hAnsi="Georgia"/>
+          <w:bCs/>
+          <w:color w:val="000000" w:themeColor="text1"/>
+          <w:w w:val="105"/>
+        </w:rPr>
+        <w:t>011</w:t>
       </w:r>
     </w:p>
     <w:p>
       <w:pPr>
         <w:pStyle w:val="ListParagraph"/>
-        <w:widowControl/>
         <w:numPr>
           <w:ilvl w:val="0"/>
           <w:numId w:val="2"/>
         </w:numPr>
-        <w:autoSpaceDE/>
-        <w:autoSpaceDN/>
-        <w:spacing w:before="0" w:after="120" w:line="240" w:lineRule="atLeast"/>
+        <w:spacing w:before="0" w:after="120"/>
         <w:ind w:left="629" w:hanging="272"/>
         <w:jc w:val="both"/>
         <w:rPr>
-          <w:rFonts w:ascii="Georgia" w:hAnsi="Georgia" w:cs="Times New Roman"/>
-          <w:color w:val="000000" w:themeColor="text1"/>
-        </w:rPr>
-      </w:pPr>
-      <w:r>
-        <w:rPr>
-          <w:rFonts w:ascii="Georgia" w:hAnsi="Georgia" w:cs="Times New Roman"/>
-          <w:color w:val="000000" w:themeColor="text1"/>
-        </w:rPr>
-        <w:lastRenderedPageBreak/>
-        <w:t xml:space="preserve">Experience includes advising on: </w:t>
-      </w:r>
-      <w:r>
-        <w:rPr>
-          <w:rFonts w:ascii="Georgia" w:hAnsi="Georgia" w:cs="Times New Roman"/>
-          <w:color w:val="000000" w:themeColor="text1"/>
-        </w:rPr>
-        <w:t xml:space="preserve">technology related contracts and agreements including </w:t>
-      </w:r>
-      <w:r>
-        <w:rPr>
-          <w:rFonts w:ascii="Georgia" w:hAnsi="Georgia" w:cs="Times New Roman"/>
-          <w:color w:val="000000" w:themeColor="text1"/>
-        </w:rPr>
-        <w:t>software as a service</w:t>
-      </w:r>
-      <w:r>
-        <w:rPr>
-          <w:rFonts w:ascii="Georgia" w:hAnsi="Georgia" w:cs="Times New Roman"/>
-          <w:color w:val="000000" w:themeColor="text1"/>
-        </w:rPr>
-        <w:t xml:space="preserve">, </w:t>
-      </w:r>
-      <w:r>
-        <w:rPr>
-          <w:rFonts w:ascii="Georgia" w:hAnsi="Georgia" w:cs="Times New Roman"/>
-          <w:color w:val="000000" w:themeColor="text1"/>
-        </w:rPr>
-        <w:t>cloud services</w:t>
-      </w:r>
-      <w:r>
-        <w:rPr>
-          <w:rFonts w:ascii="Georgia" w:hAnsi="Georgia" w:cs="Times New Roman"/>
-          <w:color w:val="000000" w:themeColor="text1"/>
-        </w:rPr>
-        <w:t xml:space="preserve">, </w:t>
-      </w:r>
-      <w:r>
-        <w:rPr>
-          <w:rFonts w:ascii="Georgia" w:hAnsi="Georgia" w:cs="Times New Roman"/>
-          <w:color w:val="000000" w:themeColor="text1"/>
-        </w:rPr>
-        <w:t>software licensing, c</w:t>
-      </w:r>
-      <w:r>
-        <w:rPr>
-          <w:rFonts w:ascii="Georgia" w:hAnsi="Georgia" w:cs="Times New Roman"/>
-          <w:color w:val="000000" w:themeColor="text1"/>
-        </w:rPr>
-        <w:t>onfidentiality</w:t>
-      </w:r>
-      <w:r>
-        <w:rPr>
-          <w:rFonts w:ascii="Georgia" w:hAnsi="Georgia" w:cs="Times New Roman"/>
-          <w:color w:val="000000" w:themeColor="text1"/>
-        </w:rPr>
-        <w:t>, and data protection</w:t>
-      </w:r>
-      <w:r>
-        <w:rPr>
-          <w:rFonts w:ascii="Georgia" w:hAnsi="Georgia" w:cs="Times New Roman"/>
-          <w:color w:val="000000" w:themeColor="text1"/>
-        </w:rPr>
-        <w:t xml:space="preserve">; and, representing </w:t>
-      </w:r>
-      <w:r>
-        <w:rPr>
-          <w:rFonts w:ascii="Georgia" w:hAnsi="Georgia" w:cs="Times New Roman"/>
-          <w:color w:val="000000" w:themeColor="text1"/>
-        </w:rPr>
-        <w:t xml:space="preserve">vendors and purchasers on </w:t>
-      </w:r>
-      <w:r>
-        <w:rPr>
-          <w:rFonts w:ascii="Georgia" w:hAnsi="Georgia" w:cs="Times New Roman"/>
-          <w:color w:val="000000" w:themeColor="text1"/>
-        </w:rPr>
-        <w:t>mid-marketing</w:t>
-      </w:r>
-      <w:r>
-        <w:rPr>
-          <w:rFonts w:ascii="Georgia" w:hAnsi="Georgia" w:cs="Times New Roman"/>
-          <w:color w:val="000000" w:themeColor="text1"/>
-        </w:rPr>
-        <w:t xml:space="preserve"> share and asset transactions</w:t>
-      </w:r>
-    </w:p>
-    <w:p>
-      <w:pPr>
-        <w:pStyle w:val="Heading2"/>
-        <w:tabs>
-          <w:tab w:val="left" w:pos="0"/>
-        </w:tabs>
-        <w:spacing w:before="240" w:line="288" w:lineRule="auto"/>
-        <w:ind w:left="0"/>
-        <w:jc w:val="both"/>
-        <w:rPr>
-          <w:rFonts w:ascii="Georgia" w:hAnsi="Georgia" w:cs="Times New Roman"/>
-          <w:color w:val="000000" w:themeColor="text1"/>
-          <w:sz w:val="24"/>
-          <w:szCs w:val="24"/>
-        </w:rPr>
-      </w:pPr>
-      <w:r>
-        <w:rPr>
-          <w:rFonts w:ascii="Georgia" w:hAnsi="Georgia" w:cs="Times New Roman"/>
-          <w:color w:val="000000" w:themeColor="text1"/>
-          <w:sz w:val="24"/>
-          <w:szCs w:val="24"/>
-        </w:rPr>
-        <w:t>Regulatory and Compliance</w:t>
-      </w:r>
-      <w:r>
-        <w:rPr>
-          <w:rFonts w:ascii="Georgia" w:hAnsi="Georgia" w:cs="Times New Roman"/>
-          <w:color w:val="000000" w:themeColor="text1"/>
-          <w:sz w:val="24"/>
-          <w:szCs w:val="24"/>
-        </w:rPr>
-        <w:t xml:space="preserve"> Consultant</w:t>
-      </w:r>
-    </w:p>
-    <w:p>
-      <w:pPr>
-        <w:tabs>
-          <w:tab w:val="left" w:pos="0"/>
-        </w:tabs>
-        <w:spacing w:line="288" w:lineRule="auto"/>
-        <w:jc w:val="both"/>
-        <w:rPr>
-          <w:rFonts w:ascii="Georgia" w:hAnsi="Georgia" w:cs="Times New Roman"/>
-          <w:bCs/>
-          <w:color w:val="000000" w:themeColor="text1"/>
-          <w:sz w:val="24"/>
-          <w:szCs w:val="24"/>
-        </w:rPr>
-      </w:pPr>
-      <w:r>
-        <w:rPr>
-          <w:rFonts w:ascii="Georgia" w:hAnsi="Georgia" w:cs="Times New Roman"/>
-          <w:bCs/>
-          <w:color w:val="000000" w:themeColor="text1"/>
-          <w:w w:val="105"/>
-          <w:sz w:val="24"/>
-          <w:szCs w:val="24"/>
-        </w:rPr>
-        <w:t>Castleview Solutions</w:t>
-      </w:r>
-      <w:r>
-        <w:rPr>
-          <w:rFonts w:ascii="Georgia" w:hAnsi="Georgia" w:cs="Times New Roman"/>
-          <w:bCs/>
-          <w:color w:val="000000" w:themeColor="text1"/>
-          <w:w w:val="105"/>
-          <w:sz w:val="24"/>
-          <w:szCs w:val="24"/>
-        </w:rPr>
-        <w:t xml:space="preserve"> | 201</w:t>
-      </w:r>
-      <w:r>
-        <w:rPr>
-          <w:rFonts w:ascii="Georgia" w:hAnsi="Georgia" w:cs="Times New Roman"/>
-          <w:bCs/>
-          <w:color w:val="000000" w:themeColor="text1"/>
-          <w:w w:val="105"/>
-          <w:sz w:val="24"/>
-          <w:szCs w:val="24"/>
-        </w:rPr>
-        <w:t>3</w:t>
-      </w:r>
-      <w:r>
-        <w:rPr>
-          <w:rFonts w:ascii="Georgia" w:hAnsi="Georgia" w:cs="Times New Roman"/>
-          <w:bCs/>
-          <w:color w:val="000000" w:themeColor="text1"/>
-          <w:w w:val="105"/>
-          <w:sz w:val="24"/>
-          <w:szCs w:val="24"/>
-        </w:rPr>
-        <w:t xml:space="preserve"> - 201</w:t>
-      </w:r>
-      <w:r>
-        <w:rPr>
-          <w:rFonts w:ascii="Georgia" w:hAnsi="Georgia" w:cs="Times New Roman"/>
-          <w:bCs/>
-          <w:color w:val="000000" w:themeColor="text1"/>
-          <w:w w:val="105"/>
-          <w:sz w:val="24"/>
-          <w:szCs w:val="24"/>
-        </w:rPr>
-        <w:t>7</w:t>
+          <w:rFonts w:ascii="Georgia" w:hAnsi="Georgia"/>
+          <w:color w:val="000000" w:themeColor="text1"/>
+          <w:sz w:val="22"/>
+          <w:szCs w:val="22"/>
+        </w:rPr>
+      </w:pPr>
+      <w:r>
+        <w:rPr>
+          <w:rFonts w:ascii="Georgia" w:hAnsi="Georgia"/>
+          <w:color w:val="000000" w:themeColor="text1"/>
+          <w:sz w:val="22"/>
+          <w:szCs w:val="22"/>
+          <w:lang w:val="en-GB"/>
+        </w:rPr>
+        <w:t xml:space="preserve">Only Articled Student hired back to support firm’s international trade law </w:t>
+      </w:r>
+      <w:r>
+        <w:rPr>
+          <w:rFonts w:ascii="Georgia" w:hAnsi="Georgia"/>
+          <w:color w:val="000000" w:themeColor="text1"/>
+          <w:sz w:val="22"/>
+          <w:szCs w:val="22"/>
+          <w:lang w:val="en-GB"/>
+        </w:rPr>
+        <w:t>team</w:t>
+      </w:r>
+      <w:r>
+        <w:rPr>
+          <w:rFonts w:ascii="Georgia" w:hAnsi="Georgia"/>
+          <w:color w:val="000000" w:themeColor="text1"/>
+          <w:sz w:val="22"/>
+          <w:szCs w:val="22"/>
+          <w:lang w:val="en-GB"/>
+        </w:rPr>
+        <w:t xml:space="preserve"> with </w:t>
+      </w:r>
+      <w:r>
+        <w:rPr>
+          <w:rFonts w:ascii="Georgia" w:hAnsi="Georgia"/>
+          <w:color w:val="000000" w:themeColor="text1"/>
+          <w:sz w:val="22"/>
+          <w:szCs w:val="22"/>
+          <w:lang w:val="en-GB"/>
+        </w:rPr>
+        <w:t xml:space="preserve">on-going, </w:t>
+      </w:r>
+      <w:proofErr w:type="gramStart"/>
+      <w:r>
+        <w:rPr>
+          <w:rFonts w:ascii="Georgia" w:hAnsi="Georgia"/>
+          <w:color w:val="000000" w:themeColor="text1"/>
+          <w:sz w:val="22"/>
+          <w:szCs w:val="22"/>
+          <w:lang w:val="en-GB"/>
+        </w:rPr>
+        <w:t>high profile</w:t>
+      </w:r>
+      <w:proofErr w:type="gramEnd"/>
+      <w:r>
+        <w:rPr>
+          <w:rFonts w:ascii="Georgia" w:hAnsi="Georgia"/>
+          <w:color w:val="000000" w:themeColor="text1"/>
+          <w:sz w:val="22"/>
+          <w:szCs w:val="22"/>
+          <w:lang w:val="en-GB"/>
+        </w:rPr>
+        <w:t xml:space="preserve"> disputes on behalf of sovereign client.</w:t>
       </w:r>
     </w:p>
     <w:p>
       <w:pPr>
         <w:pStyle w:val="ListParagraph"/>
-        <w:widowControl/>
         <w:numPr>
           <w:ilvl w:val="0"/>
           <w:numId w:val="2"/>
         </w:numPr>
-        <w:autoSpaceDE/>
-        <w:autoSpaceDN/>
-        <w:spacing w:before="0" w:after="120" w:line="240" w:lineRule="atLeast"/>
+        <w:spacing w:before="0" w:after="120"/>
         <w:ind w:left="629" w:hanging="272"/>
         <w:jc w:val="both"/>
         <w:rPr>
-          <w:rFonts w:ascii="Georgia" w:hAnsi="Georgia" w:cs="Times New Roman"/>
-          <w:color w:val="000000" w:themeColor="text1"/>
-        </w:rPr>
-      </w:pPr>
-      <w:r>
-        <w:rPr>
-          <w:rFonts w:ascii="Georgia" w:hAnsi="Georgia" w:cs="Times New Roman"/>
-          <w:color w:val="000000" w:themeColor="text1"/>
-        </w:rPr>
-        <w:t>Delivered</w:t>
-      </w:r>
-      <w:r>
-        <w:rPr>
-          <w:rFonts w:ascii="Georgia" w:hAnsi="Georgia" w:cs="Times New Roman"/>
-          <w:color w:val="000000" w:themeColor="text1"/>
-        </w:rPr>
-        <w:t xml:space="preserve"> World Bank and Asian Development Bank-financed technical assistance projects </w:t>
-      </w:r>
-      <w:r>
-        <w:rPr>
-          <w:rFonts w:ascii="Georgia" w:hAnsi="Georgia" w:cs="Times New Roman"/>
-          <w:color w:val="000000" w:themeColor="text1"/>
-        </w:rPr>
-        <w:t xml:space="preserve">pertaining to cross-border trade and investment </w:t>
-      </w:r>
-      <w:r>
-        <w:rPr>
-          <w:rFonts w:ascii="Georgia" w:hAnsi="Georgia" w:cs="Times New Roman"/>
-          <w:color w:val="000000" w:themeColor="text1"/>
-        </w:rPr>
-        <w:t>in South</w:t>
-      </w:r>
-      <w:r>
-        <w:rPr>
-          <w:rFonts w:ascii="Georgia" w:hAnsi="Georgia" w:cs="Times New Roman"/>
-          <w:color w:val="000000" w:themeColor="text1"/>
-        </w:rPr>
-        <w:t>e</w:t>
-      </w:r>
-      <w:r>
-        <w:rPr>
-          <w:rFonts w:ascii="Georgia" w:hAnsi="Georgia" w:cs="Times New Roman"/>
-          <w:color w:val="000000" w:themeColor="text1"/>
-        </w:rPr>
-        <w:t>ast</w:t>
-      </w:r>
-      <w:r>
-        <w:rPr>
-          <w:rFonts w:ascii="Georgia" w:hAnsi="Georgia" w:cs="Times New Roman"/>
-          <w:color w:val="000000" w:themeColor="text1"/>
-        </w:rPr>
-        <w:t xml:space="preserve"> Asia</w:t>
-      </w:r>
-      <w:r>
-        <w:rPr>
-          <w:rFonts w:ascii="Georgia" w:hAnsi="Georgia" w:cs="Times New Roman"/>
-          <w:color w:val="000000" w:themeColor="text1"/>
+          <w:rFonts w:ascii="Georgia" w:hAnsi="Georgia"/>
+          <w:b/>
+          <w:color w:val="000000" w:themeColor="text1"/>
+          <w:w w:val="105"/>
+          <w:sz w:val="22"/>
+          <w:szCs w:val="22"/>
+        </w:rPr>
+      </w:pPr>
+      <w:r>
+        <w:rPr>
+          <w:rFonts w:ascii="Georgia" w:hAnsi="Georgia"/>
+          <w:color w:val="000000" w:themeColor="text1"/>
+          <w:sz w:val="22"/>
+          <w:szCs w:val="22"/>
+          <w:lang w:val="en-GB"/>
+        </w:rPr>
+        <w:t xml:space="preserve">Gained significant corporate &amp; commercial experience </w:t>
+      </w:r>
+      <w:proofErr w:type="gramStart"/>
+      <w:r>
+        <w:rPr>
+          <w:rFonts w:ascii="Georgia" w:hAnsi="Georgia"/>
+          <w:color w:val="000000" w:themeColor="text1"/>
+          <w:sz w:val="22"/>
+          <w:szCs w:val="22"/>
+          <w:lang w:val="en-GB"/>
+        </w:rPr>
+        <w:t>including:</w:t>
+      </w:r>
+      <w:proofErr w:type="gramEnd"/>
+      <w:r>
+        <w:rPr>
+          <w:rFonts w:ascii="Georgia" w:hAnsi="Georgia"/>
+          <w:color w:val="000000" w:themeColor="text1"/>
+          <w:sz w:val="22"/>
+          <w:szCs w:val="22"/>
+          <w:lang w:val="en-GB"/>
+        </w:rPr>
+        <w:t xml:space="preserve"> </w:t>
+      </w:r>
+      <w:r>
+        <w:rPr>
+          <w:rFonts w:ascii="Georgia" w:hAnsi="Georgia"/>
+          <w:color w:val="000000" w:themeColor="text1"/>
+          <w:sz w:val="22"/>
+          <w:szCs w:val="22"/>
+          <w:lang w:val="en-GB"/>
+        </w:rPr>
+        <w:t xml:space="preserve"> asset &amp; share purchase </w:t>
+      </w:r>
+      <w:r>
+        <w:rPr>
+          <w:rFonts w:ascii="Georgia" w:hAnsi="Georgia"/>
+          <w:color w:val="000000" w:themeColor="text1"/>
+          <w:sz w:val="22"/>
+          <w:szCs w:val="22"/>
+          <w:lang w:val="en-GB"/>
+        </w:rPr>
+        <w:t>transactions</w:t>
+      </w:r>
+      <w:r>
+        <w:rPr>
+          <w:rFonts w:ascii="Georgia" w:hAnsi="Georgia"/>
+          <w:color w:val="000000" w:themeColor="text1"/>
+          <w:sz w:val="22"/>
+          <w:szCs w:val="22"/>
+          <w:lang w:val="en-GB"/>
+        </w:rPr>
+        <w:t xml:space="preserve">, </w:t>
+      </w:r>
+      <w:r>
+        <w:rPr>
+          <w:rFonts w:ascii="Georgia" w:hAnsi="Georgia"/>
+          <w:color w:val="000000" w:themeColor="text1"/>
+          <w:sz w:val="22"/>
+          <w:szCs w:val="22"/>
+          <w:lang w:val="en-GB"/>
+        </w:rPr>
+        <w:t xml:space="preserve">contractual and corporate </w:t>
+      </w:r>
+      <w:r>
+        <w:rPr>
+          <w:rFonts w:ascii="Georgia" w:hAnsi="Georgia"/>
+          <w:color w:val="000000" w:themeColor="text1"/>
+          <w:sz w:val="22"/>
+          <w:szCs w:val="22"/>
+          <w:lang w:val="en-GB"/>
+        </w:rPr>
+        <w:t xml:space="preserve">joint ventures, </w:t>
+      </w:r>
+      <w:r>
+        <w:rPr>
+          <w:rFonts w:ascii="Georgia" w:hAnsi="Georgia"/>
+          <w:color w:val="000000" w:themeColor="text1"/>
+          <w:sz w:val="22"/>
+          <w:szCs w:val="22"/>
+          <w:lang w:val="en-GB"/>
+        </w:rPr>
+        <w:t xml:space="preserve">private financings, </w:t>
+      </w:r>
+      <w:r>
+        <w:rPr>
+          <w:rFonts w:ascii="Georgia" w:hAnsi="Georgia"/>
+          <w:color w:val="000000" w:themeColor="text1"/>
+          <w:sz w:val="22"/>
+          <w:szCs w:val="22"/>
+          <w:lang w:val="en-GB"/>
+        </w:rPr>
+        <w:t>reverse takeovers,</w:t>
+      </w:r>
+      <w:r>
+        <w:rPr>
+          <w:rFonts w:ascii="Georgia" w:hAnsi="Georgia"/>
+          <w:color w:val="000000" w:themeColor="text1"/>
+          <w:sz w:val="22"/>
+          <w:szCs w:val="22"/>
+          <w:lang w:val="en-GB"/>
+        </w:rPr>
+        <w:t xml:space="preserve"> and</w:t>
+      </w:r>
+      <w:r>
+        <w:rPr>
+          <w:rFonts w:ascii="Georgia" w:hAnsi="Georgia"/>
+          <w:color w:val="000000" w:themeColor="text1"/>
+          <w:sz w:val="22"/>
+          <w:szCs w:val="22"/>
+          <w:lang w:val="en-GB"/>
+        </w:rPr>
+        <w:t xml:space="preserve"> independent power procurement</w:t>
+      </w:r>
+      <w:r>
+        <w:rPr>
+          <w:rFonts w:ascii="Georgia" w:hAnsi="Georgia"/>
+          <w:color w:val="000000" w:themeColor="text1"/>
+          <w:sz w:val="22"/>
+          <w:szCs w:val="22"/>
+          <w:lang w:val="en-GB"/>
         </w:rPr>
         <w:t>.</w:t>
       </w:r>
@@ -1328,550 +1486,274 @@
     <w:p>
       <w:pPr>
         <w:pStyle w:val="ListParagraph"/>
-        <w:widowControl/>
-        <w:numPr>
-          <w:ilvl w:val="0"/>
-          <w:numId w:val="2"/>
-        </w:numPr>
-        <w:autoSpaceDE/>
-        <w:autoSpaceDN/>
-        <w:spacing w:before="0" w:after="120" w:line="240" w:lineRule="atLeast"/>
-        <w:ind w:left="629" w:hanging="272"/>
-        <w:jc w:val="both"/>
-        <w:rPr>
-          <w:rFonts w:ascii="Georgia" w:hAnsi="Georgia" w:cs="Times New Roman"/>
-          <w:color w:val="000000" w:themeColor="text1"/>
-        </w:rPr>
-      </w:pPr>
-      <w:r>
-        <w:rPr>
-          <w:rFonts w:ascii="Georgia" w:hAnsi="Georgia" w:cs="Times New Roman"/>
-          <w:color w:val="000000" w:themeColor="text1"/>
-        </w:rPr>
-        <w:t xml:space="preserve">Contributed to </w:t>
-      </w:r>
-      <w:r>
-        <w:rPr>
-          <w:rFonts w:ascii="Georgia" w:hAnsi="Georgia" w:cs="Times New Roman"/>
-          <w:color w:val="000000" w:themeColor="text1"/>
-        </w:rPr>
-        <w:t xml:space="preserve">supply </w:t>
-      </w:r>
-      <w:r>
-        <w:rPr>
-          <w:rFonts w:ascii="Georgia" w:hAnsi="Georgia" w:cs="Times New Roman"/>
-          <w:color w:val="000000" w:themeColor="text1"/>
-        </w:rPr>
-        <w:t>and distribution</w:t>
-      </w:r>
-      <w:r>
-        <w:rPr>
-          <w:rFonts w:ascii="Georgia" w:hAnsi="Georgia" w:cs="Times New Roman"/>
-          <w:color w:val="000000" w:themeColor="text1"/>
-        </w:rPr>
-        <w:t xml:space="preserve"> compliance projects on behalf of </w:t>
-      </w:r>
-      <w:r>
-        <w:rPr>
-          <w:rFonts w:ascii="Georgia" w:hAnsi="Georgia" w:cs="Times New Roman"/>
-          <w:color w:val="000000" w:themeColor="text1"/>
-        </w:rPr>
-        <w:t xml:space="preserve">public companies operating in Southeast Asia and Greater China. </w:t>
-      </w:r>
-    </w:p>
-    <w:p>
-      <w:pPr>
-        <w:pStyle w:val="Heading2"/>
+        <w:spacing w:before="0"/>
+        <w:ind w:left="274" w:firstLine="0"/>
+        <w:jc w:val="both"/>
+        <w:rPr>
+          <w:rFonts w:ascii="Georgia" w:hAnsi="Georgia"/>
+          <w:b/>
+          <w:color w:val="000000" w:themeColor="text1"/>
+          <w:w w:val="105"/>
+        </w:rPr>
+      </w:pPr>
+    </w:p>
+    <w:p>
+      <w:pPr>
+        <w:jc w:val="both"/>
+        <w:rPr>
+          <w:rFonts w:ascii="Georgia" w:hAnsi="Georgia"/>
+          <w:b/>
+          <w:color w:val="000000" w:themeColor="text1"/>
+          <w:w w:val="105"/>
+          <w:u w:val="single"/>
+        </w:rPr>
+      </w:pPr>
+      <w:r>
+        <w:rPr>
+          <w:rFonts w:ascii="Georgia" w:hAnsi="Georgia"/>
+          <w:b/>
+          <w:color w:val="000000" w:themeColor="text1"/>
+          <w:w w:val="105"/>
+          <w:u w:val="single"/>
+        </w:rPr>
+        <w:t>Professional</w:t>
+      </w:r>
+      <w:r>
+        <w:rPr>
+          <w:rFonts w:ascii="Georgia" w:hAnsi="Georgia"/>
+          <w:b/>
+          <w:color w:val="000000" w:themeColor="text1"/>
+          <w:w w:val="105"/>
+          <w:u w:val="single"/>
+        </w:rPr>
+        <w:t xml:space="preserve"> Licenses</w:t>
+      </w:r>
+    </w:p>
+    <w:p>
+      <w:pPr>
+        <w:pStyle w:val="Heading1"/>
         <w:tabs>
           <w:tab w:val="left" w:pos="0"/>
         </w:tabs>
-        <w:spacing w:before="240" w:line="288" w:lineRule="auto"/>
+        <w:spacing w:before="0"/>
         <w:ind w:left="0"/>
         <w:jc w:val="both"/>
         <w:rPr>
           <w:rFonts w:ascii="Georgia" w:hAnsi="Georgia" w:cs="Times New Roman"/>
-          <w:color w:val="000000" w:themeColor="text1"/>
-          <w:sz w:val="24"/>
-          <w:szCs w:val="24"/>
-        </w:rPr>
-      </w:pPr>
-      <w:r>
-        <w:rPr>
-          <w:rFonts w:ascii="Georgia" w:hAnsi="Georgia" w:cs="Times New Roman"/>
-          <w:color w:val="000000" w:themeColor="text1"/>
-          <w:sz w:val="24"/>
-          <w:szCs w:val="24"/>
-        </w:rPr>
-        <w:t>In-house Counsel</w:t>
-      </w:r>
-    </w:p>
-    <w:p>
-      <w:pPr>
-        <w:tabs>
-          <w:tab w:val="left" w:pos="0"/>
-        </w:tabs>
-        <w:spacing w:line="288" w:lineRule="auto"/>
-        <w:jc w:val="both"/>
-        <w:rPr>
-          <w:rFonts w:ascii="Georgia" w:hAnsi="Georgia" w:cs="Times New Roman"/>
-          <w:bCs/>
-          <w:color w:val="000000" w:themeColor="text1"/>
-          <w:sz w:val="24"/>
-          <w:szCs w:val="24"/>
-        </w:rPr>
-      </w:pPr>
-      <w:r>
-        <w:rPr>
-          <w:rFonts w:ascii="Georgia" w:hAnsi="Georgia" w:cs="Times New Roman"/>
-          <w:bCs/>
           <w:color w:val="000000" w:themeColor="text1"/>
           <w:w w:val="105"/>
           <w:sz w:val="24"/>
           <w:szCs w:val="24"/>
         </w:rPr>
-        <w:t>Singapore International Arbitration Centre | 2011 - 2013</w:t>
-      </w:r>
-    </w:p>
-    <w:p>
-      <w:pPr>
-        <w:pStyle w:val="ListParagraph"/>
-        <w:widowControl/>
-        <w:numPr>
-          <w:ilvl w:val="0"/>
-          <w:numId w:val="2"/>
-        </w:numPr>
-        <w:autoSpaceDE/>
-        <w:autoSpaceDN/>
-        <w:spacing w:before="0" w:after="120"/>
-        <w:ind w:left="629" w:hanging="272"/>
-        <w:jc w:val="both"/>
-        <w:rPr>
-          <w:rFonts w:ascii="Georgia" w:hAnsi="Georgia" w:cs="Times New Roman"/>
-          <w:color w:val="000000" w:themeColor="text1"/>
-        </w:rPr>
-      </w:pPr>
-      <w:r>
-        <w:rPr>
-          <w:rFonts w:ascii="Georgia" w:hAnsi="Georgia" w:cs="Times New Roman"/>
-          <w:color w:val="000000" w:themeColor="text1"/>
-        </w:rPr>
-        <w:t xml:space="preserve">Managed legal and financial administration of 100+ international arbitrations under institutional and ad hoc procedures including SIAC, UNCITRAL, ICC rules  </w:t>
-      </w:r>
-    </w:p>
-    <w:p>
-      <w:pPr>
-        <w:pStyle w:val="ListParagraph"/>
-        <w:widowControl/>
-        <w:numPr>
-          <w:ilvl w:val="0"/>
-          <w:numId w:val="2"/>
-        </w:numPr>
-        <w:autoSpaceDE/>
-        <w:autoSpaceDN/>
-        <w:spacing w:before="0" w:after="120"/>
-        <w:ind w:left="629" w:hanging="272"/>
-        <w:jc w:val="both"/>
-        <w:rPr>
-          <w:rFonts w:ascii="Georgia" w:hAnsi="Georgia" w:cs="Times New Roman"/>
-          <w:color w:val="000000" w:themeColor="text1"/>
-        </w:rPr>
-      </w:pPr>
-      <w:r>
-        <w:rPr>
-          <w:rFonts w:ascii="Georgia" w:hAnsi="Georgia" w:cs="Times New Roman"/>
-          <w:color w:val="000000" w:themeColor="text1"/>
-        </w:rPr>
-        <w:t xml:space="preserve">Drafted memoranda in support of Centre-issued procedural </w:t>
-      </w:r>
-      <w:proofErr w:type="gramStart"/>
-      <w:r>
-        <w:rPr>
-          <w:rFonts w:ascii="Georgia" w:hAnsi="Georgia" w:cs="Times New Roman"/>
-          <w:color w:val="000000" w:themeColor="text1"/>
-        </w:rPr>
-        <w:t>orders</w:t>
-      </w:r>
-      <w:r>
-        <w:rPr>
-          <w:rFonts w:ascii="Georgia" w:hAnsi="Georgia" w:cs="Times New Roman"/>
-          <w:color w:val="000000" w:themeColor="text1"/>
-        </w:rPr>
-        <w:t>, and</w:t>
-      </w:r>
-      <w:proofErr w:type="gramEnd"/>
-      <w:r>
-        <w:rPr>
-          <w:rFonts w:ascii="Georgia" w:hAnsi="Georgia" w:cs="Times New Roman"/>
-          <w:color w:val="000000" w:themeColor="text1"/>
-        </w:rPr>
-        <w:t xml:space="preserve"> </w:t>
-      </w:r>
-      <w:r>
-        <w:rPr>
-          <w:rFonts w:ascii="Georgia" w:hAnsi="Georgia" w:cs="Times New Roman"/>
-          <w:color w:val="000000" w:themeColor="text1"/>
-        </w:rPr>
-        <w:t>r</w:t>
-      </w:r>
-      <w:r>
-        <w:rPr>
-          <w:rFonts w:ascii="Georgia" w:hAnsi="Georgia" w:cs="Times New Roman"/>
-          <w:color w:val="000000" w:themeColor="text1"/>
-        </w:rPr>
-        <w:t>eviewed and edited draft arbitral awards and orders for compliance with applicable domestic laws</w:t>
-      </w:r>
-      <w:r>
-        <w:rPr>
-          <w:rFonts w:ascii="Georgia" w:hAnsi="Georgia" w:cs="Times New Roman"/>
-          <w:color w:val="000000" w:themeColor="text1"/>
-        </w:rPr>
-        <w:t>.</w:t>
-      </w:r>
-      <w:r>
-        <w:rPr>
-          <w:rFonts w:ascii="Georgia" w:hAnsi="Georgia" w:cs="Times New Roman"/>
-          <w:color w:val="000000" w:themeColor="text1"/>
-        </w:rPr>
-        <w:t xml:space="preserve">  </w:t>
-      </w:r>
-    </w:p>
-    <w:p>
-      <w:pPr>
-        <w:pStyle w:val="Heading2"/>
+      </w:pPr>
+    </w:p>
+    <w:p>
+      <w:pPr>
+        <w:pStyle w:val="Heading1"/>
         <w:tabs>
           <w:tab w:val="left" w:pos="0"/>
         </w:tabs>
-        <w:spacing w:before="240" w:line="288" w:lineRule="auto"/>
+        <w:spacing w:before="0"/>
         <w:ind w:left="0"/>
         <w:jc w:val="both"/>
         <w:rPr>
           <w:rFonts w:ascii="Georgia" w:hAnsi="Georgia" w:cs="Times New Roman"/>
-          <w:color w:val="000000" w:themeColor="text1"/>
-          <w:sz w:val="24"/>
-          <w:szCs w:val="24"/>
-        </w:rPr>
-      </w:pPr>
-      <w:r>
-        <w:rPr>
-          <w:rFonts w:ascii="Georgia" w:hAnsi="Georgia" w:cs="Times New Roman"/>
-          <w:color w:val="000000" w:themeColor="text1"/>
-          <w:sz w:val="24"/>
-          <w:szCs w:val="24"/>
-        </w:rPr>
-        <w:t>Summer Student</w:t>
-      </w:r>
-      <w:r>
-        <w:rPr>
-          <w:rFonts w:ascii="Georgia" w:hAnsi="Georgia" w:cs="Times New Roman"/>
-          <w:color w:val="000000" w:themeColor="text1"/>
-          <w:sz w:val="24"/>
-          <w:szCs w:val="24"/>
-        </w:rPr>
-        <w:t>, Articled Student, Associate</w:t>
-      </w:r>
-    </w:p>
-    <w:p>
-      <w:pPr>
-        <w:tabs>
-          <w:tab w:val="left" w:pos="0"/>
-        </w:tabs>
-        <w:spacing w:line="288" w:lineRule="auto"/>
-        <w:jc w:val="both"/>
-        <w:rPr>
-          <w:rFonts w:ascii="Georgia" w:hAnsi="Georgia" w:cs="Times New Roman"/>
-          <w:bCs/>
-          <w:color w:val="000000" w:themeColor="text1"/>
-          <w:sz w:val="24"/>
-          <w:szCs w:val="24"/>
-        </w:rPr>
-      </w:pPr>
-      <w:r>
-        <w:rPr>
-          <w:rFonts w:ascii="Georgia" w:hAnsi="Georgia" w:cs="Times New Roman"/>
-          <w:bCs/>
+          <w:b/>
           <w:color w:val="000000" w:themeColor="text1"/>
           <w:w w:val="105"/>
           <w:sz w:val="24"/>
           <w:szCs w:val="24"/>
         </w:rPr>
-        <w:t>Borden Ladner Gervais</w:t>
-      </w:r>
-      <w:r>
-        <w:rPr>
-          <w:rFonts w:ascii="Georgia" w:hAnsi="Georgia" w:cs="Times New Roman"/>
+      </w:pPr>
+      <w:r>
+        <w:rPr>
+          <w:rFonts w:ascii="Georgia" w:hAnsi="Georgia" w:cs="Times New Roman"/>
+          <w:b/>
+          <w:color w:val="000000" w:themeColor="text1"/>
+          <w:sz w:val="24"/>
+          <w:szCs w:val="24"/>
+        </w:rPr>
+        <w:t>Barrister &amp; Solicitor</w:t>
+      </w:r>
+    </w:p>
+    <w:p>
+      <w:pPr>
+        <w:tabs>
+          <w:tab w:val="left" w:pos="0"/>
+        </w:tabs>
+        <w:jc w:val="both"/>
+        <w:rPr>
+          <w:rFonts w:ascii="Georgia" w:hAnsi="Georgia"/>
           <w:bCs/>
+          <w:color w:val="000000" w:themeColor="text1"/>
+        </w:rPr>
+      </w:pPr>
+      <w:r>
+        <w:rPr>
+          <w:rFonts w:ascii="Georgia" w:hAnsi="Georgia"/>
+          <w:bCs/>
+          <w:color w:val="000000" w:themeColor="text1"/>
+        </w:rPr>
+        <w:t>Law Society of Ontario | 2017</w:t>
+      </w:r>
+    </w:p>
+    <w:p>
+      <w:pPr>
+        <w:pStyle w:val="BodyText"/>
+        <w:tabs>
+          <w:tab w:val="left" w:pos="0"/>
+        </w:tabs>
+        <w:spacing w:before="0"/>
+        <w:jc w:val="both"/>
+        <w:rPr>
+          <w:rFonts w:ascii="Georgia" w:hAnsi="Georgia"/>
+          <w:color w:val="000000" w:themeColor="text1"/>
+          <w:sz w:val="24"/>
+          <w:szCs w:val="24"/>
+        </w:rPr>
+      </w:pPr>
+    </w:p>
+    <w:p>
+      <w:pPr>
+        <w:pStyle w:val="Heading1"/>
+        <w:tabs>
+          <w:tab w:val="left" w:pos="0"/>
+        </w:tabs>
+        <w:spacing w:before="0"/>
+        <w:ind w:left="0"/>
+        <w:jc w:val="both"/>
+        <w:rPr>
+          <w:rFonts w:ascii="Georgia" w:hAnsi="Georgia" w:cs="Times New Roman"/>
+          <w:b/>
           <w:color w:val="000000" w:themeColor="text1"/>
           <w:w w:val="105"/>
           <w:sz w:val="24"/>
           <w:szCs w:val="24"/>
         </w:rPr>
-        <w:t xml:space="preserve"> LLP</w:t>
-      </w:r>
-      <w:r>
-        <w:rPr>
-          <w:rFonts w:ascii="Georgia" w:hAnsi="Georgia" w:cs="Times New Roman"/>
-          <w:bCs/>
-          <w:color w:val="000000" w:themeColor="text1"/>
-          <w:w w:val="105"/>
+      </w:pPr>
+      <w:r>
+        <w:rPr>
+          <w:rFonts w:ascii="Georgia" w:hAnsi="Georgia" w:cs="Times New Roman"/>
+          <w:b/>
+          <w:color w:val="000000" w:themeColor="text1"/>
           <w:sz w:val="24"/>
           <w:szCs w:val="24"/>
         </w:rPr>
-        <w:t xml:space="preserve"> | 20</w:t>
-      </w:r>
-      <w:r>
-        <w:rPr>
-          <w:rFonts w:ascii="Georgia" w:hAnsi="Georgia" w:cs="Times New Roman"/>
-          <w:bCs/>
-          <w:color w:val="000000" w:themeColor="text1"/>
-          <w:w w:val="105"/>
+        <w:t xml:space="preserve">Barrister &amp; Solicitor </w:t>
+      </w:r>
+      <w:r>
+        <w:rPr>
+          <w:rFonts w:ascii="Georgia" w:hAnsi="Georgia" w:cs="Times New Roman"/>
+          <w:color w:val="000000" w:themeColor="text1"/>
           <w:sz w:val="24"/>
           <w:szCs w:val="24"/>
         </w:rPr>
-        <w:t>08</w:t>
-      </w:r>
-      <w:r>
-        <w:rPr>
-          <w:rFonts w:ascii="Georgia" w:hAnsi="Georgia" w:cs="Times New Roman"/>
-          <w:bCs/>
-          <w:color w:val="000000" w:themeColor="text1"/>
-          <w:w w:val="105"/>
+        <w:t>(</w:t>
+      </w:r>
+      <w:r>
+        <w:rPr>
+          <w:rFonts w:ascii="Georgia" w:hAnsi="Georgia" w:cs="Times New Roman"/>
+          <w:color w:val="000000" w:themeColor="text1"/>
           <w:sz w:val="24"/>
           <w:szCs w:val="24"/>
         </w:rPr>
-        <w:t xml:space="preserve"> - 2</w:t>
-      </w:r>
-      <w:r>
-        <w:rPr>
-          <w:rFonts w:ascii="Georgia" w:hAnsi="Georgia" w:cs="Times New Roman"/>
-          <w:bCs/>
-          <w:color w:val="000000" w:themeColor="text1"/>
-          <w:w w:val="105"/>
+        <w:t xml:space="preserve">Non-Practicing as of </w:t>
+      </w:r>
+      <w:r>
+        <w:rPr>
+          <w:rFonts w:ascii="Georgia" w:hAnsi="Georgia" w:cs="Times New Roman"/>
+          <w:color w:val="000000" w:themeColor="text1"/>
           <w:sz w:val="24"/>
           <w:szCs w:val="24"/>
         </w:rPr>
-        <w:t>011</w:t>
-      </w:r>
-    </w:p>
-    <w:p>
-      <w:pPr>
-        <w:pStyle w:val="ListParagraph"/>
-        <w:widowControl/>
-        <w:numPr>
-          <w:ilvl w:val="0"/>
-          <w:numId w:val="2"/>
-        </w:numPr>
-        <w:autoSpaceDE/>
-        <w:autoSpaceDN/>
-        <w:spacing w:before="0" w:after="120"/>
-        <w:ind w:left="629" w:hanging="272"/>
-        <w:jc w:val="both"/>
-        <w:rPr>
-          <w:rFonts w:ascii="Georgia" w:hAnsi="Georgia" w:cs="Times New Roman"/>
-          <w:color w:val="000000" w:themeColor="text1"/>
-        </w:rPr>
-      </w:pPr>
-      <w:r>
-        <w:rPr>
-          <w:rFonts w:ascii="Georgia" w:hAnsi="Georgia" w:cs="Times New Roman"/>
-          <w:color w:val="000000" w:themeColor="text1"/>
-          <w:lang w:val="en-GB"/>
-        </w:rPr>
-        <w:t xml:space="preserve">Only Articled Student hired back to support firm’s international trade law </w:t>
-      </w:r>
-      <w:r>
-        <w:rPr>
-          <w:rFonts w:ascii="Georgia" w:hAnsi="Georgia" w:cs="Times New Roman"/>
-          <w:color w:val="000000" w:themeColor="text1"/>
-          <w:lang w:val="en-GB"/>
-        </w:rPr>
-        <w:t>team</w:t>
-      </w:r>
-      <w:r>
-        <w:rPr>
-          <w:rFonts w:ascii="Georgia" w:hAnsi="Georgia" w:cs="Times New Roman"/>
-          <w:color w:val="000000" w:themeColor="text1"/>
-          <w:lang w:val="en-GB"/>
-        </w:rPr>
-        <w:t xml:space="preserve"> with </w:t>
-      </w:r>
-      <w:r>
-        <w:rPr>
-          <w:rFonts w:ascii="Georgia" w:hAnsi="Georgia" w:cs="Times New Roman"/>
-          <w:color w:val="000000" w:themeColor="text1"/>
-          <w:lang w:val="en-GB"/>
-        </w:rPr>
-        <w:t xml:space="preserve">on-going, </w:t>
-      </w:r>
-      <w:proofErr w:type="gramStart"/>
-      <w:r>
-        <w:rPr>
-          <w:rFonts w:ascii="Georgia" w:hAnsi="Georgia" w:cs="Times New Roman"/>
-          <w:color w:val="000000" w:themeColor="text1"/>
-          <w:lang w:val="en-GB"/>
-        </w:rPr>
-        <w:t>high profile</w:t>
-      </w:r>
-      <w:proofErr w:type="gramEnd"/>
-      <w:r>
-        <w:rPr>
-          <w:rFonts w:ascii="Georgia" w:hAnsi="Georgia" w:cs="Times New Roman"/>
-          <w:color w:val="000000" w:themeColor="text1"/>
-          <w:lang w:val="en-GB"/>
-        </w:rPr>
-        <w:t xml:space="preserve"> disputes on behalf of sovereign client.</w:t>
-      </w:r>
-    </w:p>
-    <w:p>
-      <w:pPr>
-        <w:pStyle w:val="ListParagraph"/>
-        <w:widowControl/>
-        <w:numPr>
-          <w:ilvl w:val="0"/>
-          <w:numId w:val="2"/>
-        </w:numPr>
-        <w:autoSpaceDE/>
-        <w:autoSpaceDN/>
-        <w:spacing w:before="0" w:after="120"/>
-        <w:ind w:left="629" w:hanging="272"/>
-        <w:jc w:val="both"/>
-        <w:rPr>
-          <w:rFonts w:ascii="Georgia" w:hAnsi="Georgia" w:cs="Times New Roman"/>
-          <w:b/>
-          <w:color w:val="000000" w:themeColor="text1"/>
-          <w:w w:val="105"/>
-        </w:rPr>
-      </w:pPr>
-      <w:r>
-        <w:rPr>
-          <w:rFonts w:ascii="Georgia" w:hAnsi="Georgia" w:cs="Times New Roman"/>
-          <w:color w:val="000000" w:themeColor="text1"/>
-          <w:lang w:val="en-GB"/>
-        </w:rPr>
-        <w:t xml:space="preserve">Gained significant corporate &amp; commercial experience </w:t>
-      </w:r>
-      <w:proofErr w:type="gramStart"/>
-      <w:r>
-        <w:rPr>
-          <w:rFonts w:ascii="Georgia" w:hAnsi="Georgia" w:cs="Times New Roman"/>
-          <w:color w:val="000000" w:themeColor="text1"/>
-          <w:lang w:val="en-GB"/>
-        </w:rPr>
-        <w:t>including:</w:t>
-      </w:r>
-      <w:proofErr w:type="gramEnd"/>
-      <w:r>
-        <w:rPr>
-          <w:rFonts w:ascii="Georgia" w:hAnsi="Georgia" w:cs="Times New Roman"/>
-          <w:color w:val="000000" w:themeColor="text1"/>
-          <w:lang w:val="en-GB"/>
-        </w:rPr>
-        <w:t xml:space="preserve"> </w:t>
-      </w:r>
-      <w:r>
-        <w:rPr>
-          <w:rFonts w:ascii="Georgia" w:hAnsi="Georgia" w:cs="Times New Roman"/>
-          <w:color w:val="000000" w:themeColor="text1"/>
-          <w:lang w:val="en-GB"/>
-        </w:rPr>
-        <w:t xml:space="preserve"> asset &amp; share purchase </w:t>
-      </w:r>
-      <w:r>
-        <w:rPr>
-          <w:rFonts w:ascii="Georgia" w:hAnsi="Georgia" w:cs="Times New Roman"/>
-          <w:color w:val="000000" w:themeColor="text1"/>
-          <w:lang w:val="en-GB"/>
-        </w:rPr>
-        <w:t>transactions</w:t>
-      </w:r>
-      <w:r>
-        <w:rPr>
-          <w:rFonts w:ascii="Georgia" w:hAnsi="Georgia" w:cs="Times New Roman"/>
-          <w:color w:val="000000" w:themeColor="text1"/>
-          <w:lang w:val="en-GB"/>
-        </w:rPr>
-        <w:t xml:space="preserve">, </w:t>
-      </w:r>
-      <w:r>
-        <w:rPr>
-          <w:rFonts w:ascii="Georgia" w:hAnsi="Georgia" w:cs="Times New Roman"/>
-          <w:color w:val="000000" w:themeColor="text1"/>
-          <w:lang w:val="en-GB"/>
-        </w:rPr>
-        <w:t xml:space="preserve">contractual and corporate </w:t>
-      </w:r>
-      <w:r>
-        <w:rPr>
-          <w:rFonts w:ascii="Georgia" w:hAnsi="Georgia" w:cs="Times New Roman"/>
-          <w:color w:val="000000" w:themeColor="text1"/>
-          <w:lang w:val="en-GB"/>
-        </w:rPr>
-        <w:t xml:space="preserve">joint ventures, </w:t>
-      </w:r>
-      <w:r>
-        <w:rPr>
-          <w:rFonts w:ascii="Georgia" w:hAnsi="Georgia" w:cs="Times New Roman"/>
-          <w:color w:val="000000" w:themeColor="text1"/>
-          <w:lang w:val="en-GB"/>
-        </w:rPr>
-        <w:t xml:space="preserve">private financings, </w:t>
-      </w:r>
-      <w:r>
-        <w:rPr>
-          <w:rFonts w:ascii="Georgia" w:hAnsi="Georgia" w:cs="Times New Roman"/>
-          <w:color w:val="000000" w:themeColor="text1"/>
-          <w:lang w:val="en-GB"/>
-        </w:rPr>
-        <w:t>reverse takeovers,</w:t>
-      </w:r>
-      <w:r>
-        <w:rPr>
-          <w:rFonts w:ascii="Georgia" w:hAnsi="Georgia" w:cs="Times New Roman"/>
-          <w:color w:val="000000" w:themeColor="text1"/>
-          <w:lang w:val="en-GB"/>
-        </w:rPr>
-        <w:t xml:space="preserve"> and</w:t>
-      </w:r>
-      <w:r>
-        <w:rPr>
-          <w:rFonts w:ascii="Georgia" w:hAnsi="Georgia" w:cs="Times New Roman"/>
-          <w:color w:val="000000" w:themeColor="text1"/>
-          <w:lang w:val="en-GB"/>
-        </w:rPr>
-        <w:t xml:space="preserve"> independent power procurement</w:t>
-      </w:r>
-      <w:r>
-        <w:rPr>
-          <w:rFonts w:ascii="Georgia" w:hAnsi="Georgia" w:cs="Times New Roman"/>
-          <w:color w:val="000000" w:themeColor="text1"/>
-          <w:lang w:val="en-GB"/>
-        </w:rPr>
-        <w:t>.</w:t>
-      </w:r>
-    </w:p>
-    <w:p>
-      <w:pPr>
-        <w:pStyle w:val="ListParagraph"/>
-        <w:widowControl/>
-        <w:autoSpaceDE/>
-        <w:autoSpaceDN/>
-        <w:spacing w:before="0"/>
-        <w:ind w:left="274" w:firstLine="0"/>
-        <w:jc w:val="both"/>
-        <w:rPr>
-          <w:rFonts w:ascii="Georgia" w:hAnsi="Georgia" w:cs="Times New Roman"/>
-          <w:b/>
-          <w:color w:val="000000" w:themeColor="text1"/>
-          <w:w w:val="105"/>
+        <w:t>May</w:t>
+      </w:r>
+      <w:r>
+        <w:rPr>
+          <w:rFonts w:ascii="Georgia" w:hAnsi="Georgia" w:cs="Times New Roman"/>
+          <w:color w:val="000000" w:themeColor="text1"/>
           <w:sz w:val="24"/>
           <w:szCs w:val="24"/>
         </w:rPr>
-      </w:pPr>
-    </w:p>
-    <w:p>
-      <w:pPr>
-        <w:widowControl/>
-        <w:autoSpaceDE/>
-        <w:autoSpaceDN/>
+        <w:t xml:space="preserve"> 202</w:t>
+      </w:r>
+      <w:r>
+        <w:rPr>
+          <w:rFonts w:ascii="Georgia" w:hAnsi="Georgia" w:cs="Times New Roman"/>
+          <w:color w:val="000000" w:themeColor="text1"/>
+          <w:sz w:val="24"/>
+          <w:szCs w:val="24"/>
+        </w:rPr>
+        <w:t>6</w:t>
+      </w:r>
+      <w:r>
+        <w:rPr>
+          <w:rFonts w:ascii="Georgia" w:hAnsi="Georgia" w:cs="Times New Roman"/>
+          <w:color w:val="000000" w:themeColor="text1"/>
+          <w:sz w:val="24"/>
+          <w:szCs w:val="24"/>
+        </w:rPr>
+        <w:t>)</w:t>
+      </w:r>
+    </w:p>
+    <w:p>
+      <w:pPr>
+        <w:tabs>
+          <w:tab w:val="left" w:pos="0"/>
+        </w:tabs>
+        <w:jc w:val="both"/>
+        <w:rPr>
+          <w:rFonts w:ascii="Georgia" w:hAnsi="Georgia"/>
+          <w:bCs/>
+          <w:color w:val="000000" w:themeColor="text1"/>
+        </w:rPr>
+      </w:pPr>
+      <w:r>
+        <w:rPr>
+          <w:rFonts w:ascii="Georgia" w:hAnsi="Georgia"/>
+          <w:bCs/>
+          <w:color w:val="000000" w:themeColor="text1"/>
+        </w:rPr>
+        <w:t>Law Society of British Columbia</w:t>
+      </w:r>
+      <w:r>
+        <w:rPr>
+          <w:rFonts w:ascii="Georgia" w:hAnsi="Georgia"/>
+          <w:bCs/>
+          <w:color w:val="000000" w:themeColor="text1"/>
+        </w:rPr>
+        <w:t xml:space="preserve"> | </w:t>
+      </w:r>
+      <w:r>
+        <w:rPr>
+          <w:rFonts w:ascii="Georgia" w:hAnsi="Georgia"/>
+          <w:bCs/>
+          <w:color w:val="000000" w:themeColor="text1"/>
+        </w:rPr>
+        <w:t>2010</w:t>
+      </w:r>
+    </w:p>
+    <w:p>
+      <w:pPr>
+        <w:tabs>
+          <w:tab w:val="left" w:pos="0"/>
+        </w:tabs>
+        <w:jc w:val="both"/>
+        <w:rPr>
+          <w:rFonts w:ascii="Georgia" w:hAnsi="Georgia"/>
+          <w:bCs/>
+          <w:color w:val="000000" w:themeColor="text1"/>
+        </w:rPr>
+      </w:pPr>
+    </w:p>
+    <w:p>
+      <w:pPr>
+        <w:pStyle w:val="Heading1"/>
+        <w:tabs>
+          <w:tab w:val="left" w:pos="0"/>
+        </w:tabs>
+        <w:spacing w:before="0"/>
+        <w:ind w:left="0"/>
         <w:jc w:val="both"/>
         <w:rPr>
           <w:rFonts w:ascii="Georgia" w:hAnsi="Georgia" w:cs="Times New Roman"/>
@@ -1893,7 +1775,7 @@
           <w:szCs w:val="24"/>
           <w:u w:val="single"/>
         </w:rPr>
-        <w:t>Professional</w:t>
+        <w:t xml:space="preserve">Higher </w:t>
       </w:r>
       <w:r>
         <w:rPr>
@@ -1905,7 +1787,7 @@
           <w:szCs w:val="24"/>
           <w:u w:val="single"/>
         </w:rPr>
-        <w:t xml:space="preserve"> Licenses</w:t>
+        <w:t>Education</w:t>
       </w:r>
     </w:p>
     <w:p>
@@ -1928,18 +1810,15 @@
     </w:p>
     <w:p>
       <w:pPr>
-        <w:pStyle w:val="Heading1"/>
+        <w:pStyle w:val="Heading2"/>
         <w:tabs>
           <w:tab w:val="left" w:pos="0"/>
         </w:tabs>
-        <w:spacing w:before="0"/>
         <w:ind w:left="0"/>
         <w:jc w:val="both"/>
         <w:rPr>
           <w:rFonts w:ascii="Georgia" w:hAnsi="Georgia" w:cs="Times New Roman"/>
-          <w:b/>
-          <w:color w:val="000000" w:themeColor="text1"/>
-          <w:w w:val="105"/>
+          <w:color w:val="000000" w:themeColor="text1"/>
           <w:sz w:val="24"/>
           <w:szCs w:val="24"/>
         </w:rPr>
@@ -1947,12 +1826,11 @@
       <w:r>
         <w:rPr>
           <w:rFonts w:ascii="Georgia" w:hAnsi="Georgia" w:cs="Times New Roman"/>
-          <w:b/>
           <w:color w:val="000000" w:themeColor="text1"/>
           <w:sz w:val="24"/>
           <w:szCs w:val="24"/>
         </w:rPr>
-        <w:t>Barrister &amp; Solicitor</w:t>
+        <w:t xml:space="preserve">LL.M </w:t>
       </w:r>
     </w:p>
     <w:p>
@@ -1962,8 +1840,62 @@
         </w:tabs>
         <w:jc w:val="both"/>
         <w:rPr>
-          <w:rFonts w:ascii="Georgia" w:hAnsi="Georgia" w:cs="Times New Roman"/>
-          <w:bCs/>
+          <w:rFonts w:ascii="Georgia" w:hAnsi="Georgia"/>
+          <w:color w:val="000000" w:themeColor="text1"/>
+        </w:rPr>
+      </w:pPr>
+      <w:r>
+        <w:rPr>
+          <w:rFonts w:ascii="Georgia" w:hAnsi="Georgia"/>
+          <w:color w:val="000000" w:themeColor="text1"/>
+        </w:rPr>
+        <w:t>University of Toronto</w:t>
+      </w:r>
+      <w:r>
+        <w:rPr>
+          <w:rFonts w:ascii="Georgia" w:hAnsi="Georgia"/>
+          <w:color w:val="000000" w:themeColor="text1"/>
+        </w:rPr>
+        <w:t xml:space="preserve"> Faculty of Law 2017</w:t>
+      </w:r>
+      <w:r>
+        <w:rPr>
+          <w:rFonts w:ascii="Georgia" w:hAnsi="Georgia"/>
+          <w:color w:val="000000" w:themeColor="text1"/>
+        </w:rPr>
+        <w:t xml:space="preserve"> | </w:t>
+      </w:r>
+      <w:r>
+        <w:rPr>
+          <w:rFonts w:ascii="Georgia" w:hAnsi="Georgia"/>
+          <w:color w:val="000000" w:themeColor="text1"/>
+        </w:rPr>
+        <w:t>Capital Markets Initiative – Research Fellow (Scholarship)</w:t>
+      </w:r>
+    </w:p>
+    <w:p>
+      <w:pPr>
+        <w:tabs>
+          <w:tab w:val="left" w:pos="0"/>
+        </w:tabs>
+        <w:jc w:val="both"/>
+        <w:rPr>
+          <w:rFonts w:ascii="Georgia" w:hAnsi="Georgia"/>
+          <w:b/>
+          <w:color w:val="000000" w:themeColor="text1"/>
+        </w:rPr>
+      </w:pPr>
+    </w:p>
+    <w:p>
+      <w:pPr>
+        <w:pStyle w:val="Heading2"/>
+        <w:tabs>
+          <w:tab w:val="left" w:pos="0"/>
+        </w:tabs>
+        <w:ind w:left="0"/>
+        <w:jc w:val="both"/>
+        <w:rPr>
+          <w:rFonts w:ascii="Georgia" w:hAnsi="Georgia" w:cs="Times New Roman"/>
           <w:color w:val="000000" w:themeColor="text1"/>
           <w:sz w:val="24"/>
           <w:szCs w:val="24"/>
@@ -1972,21 +1904,67 @@
       <w:r>
         <w:rPr>
           <w:rFonts w:ascii="Georgia" w:hAnsi="Georgia" w:cs="Times New Roman"/>
-          <w:bCs/>
           <w:color w:val="000000" w:themeColor="text1"/>
           <w:sz w:val="24"/>
           <w:szCs w:val="24"/>
         </w:rPr>
-        <w:t>Law Society of Ontario | 2017</w:t>
-      </w:r>
-    </w:p>
-    <w:p>
-      <w:pPr>
-        <w:pStyle w:val="BodyText"/>
+        <w:t xml:space="preserve">J.D. </w:t>
+      </w:r>
+    </w:p>
+    <w:p>
+      <w:pPr>
         <w:tabs>
           <w:tab w:val="left" w:pos="0"/>
         </w:tabs>
-        <w:spacing w:before="0"/>
+        <w:jc w:val="both"/>
+        <w:rPr>
+          <w:rFonts w:ascii="Georgia" w:hAnsi="Georgia"/>
+          <w:color w:val="000000" w:themeColor="text1"/>
+        </w:rPr>
+      </w:pPr>
+      <w:r>
+        <w:rPr>
+          <w:rFonts w:ascii="Georgia" w:hAnsi="Georgia"/>
+          <w:color w:val="000000" w:themeColor="text1"/>
+        </w:rPr>
+        <w:t>University of British Columbia</w:t>
+      </w:r>
+      <w:r>
+        <w:rPr>
+          <w:rFonts w:ascii="Georgia" w:hAnsi="Georgia"/>
+          <w:color w:val="000000" w:themeColor="text1"/>
+        </w:rPr>
+        <w:t xml:space="preserve"> Faculty of Law 2010</w:t>
+      </w:r>
+      <w:r>
+        <w:rPr>
+          <w:rFonts w:ascii="Georgia" w:hAnsi="Georgia"/>
+          <w:color w:val="000000" w:themeColor="text1"/>
+        </w:rPr>
+        <w:t xml:space="preserve"> | Merit-Based Entrance Scholarship</w:t>
+      </w:r>
+    </w:p>
+    <w:p>
+      <w:pPr>
+        <w:tabs>
+          <w:tab w:val="left" w:pos="0"/>
+        </w:tabs>
+        <w:jc w:val="both"/>
+        <w:rPr>
+          <w:rFonts w:ascii="Georgia" w:hAnsi="Georgia"/>
+          <w:b/>
+          <w:color w:val="000000" w:themeColor="text1"/>
+        </w:rPr>
+      </w:pPr>
+    </w:p>
+    <w:p>
+      <w:pPr>
+        <w:pStyle w:val="Heading2"/>
+        <w:tabs>
+          <w:tab w:val="left" w:pos="0"/>
+          <w:tab w:val="left" w:pos="1950"/>
+        </w:tabs>
+        <w:ind w:left="0"/>
         <w:jc w:val="both"/>
         <w:rPr>
           <w:rFonts w:ascii="Georgia" w:hAnsi="Georgia" w:cs="Times New Roman"/>
@@ -1995,61 +1973,23 @@
           <w:szCs w:val="24"/>
         </w:rPr>
       </w:pPr>
-    </w:p>
-    <w:p>
-      <w:pPr>
-        <w:pStyle w:val="Heading1"/>
-        <w:tabs>
-          <w:tab w:val="left" w:pos="0"/>
-        </w:tabs>
-        <w:spacing w:before="0"/>
-        <w:ind w:left="0"/>
-        <w:jc w:val="both"/>
-        <w:rPr>
-          <w:rFonts w:ascii="Georgia" w:hAnsi="Georgia" w:cs="Times New Roman"/>
-          <w:b/>
-          <w:color w:val="000000" w:themeColor="text1"/>
-          <w:w w:val="105"/>
+      <w:r>
+        <w:rPr>
+          <w:rFonts w:ascii="Georgia" w:hAnsi="Georgia" w:cs="Times New Roman"/>
+          <w:color w:val="000000" w:themeColor="text1"/>
           <w:sz w:val="24"/>
           <w:szCs w:val="24"/>
         </w:rPr>
-      </w:pPr>
-      <w:r>
-        <w:rPr>
-          <w:rFonts w:ascii="Georgia" w:hAnsi="Georgia" w:cs="Times New Roman"/>
-          <w:b/>
+        <w:t>B.A</w:t>
+      </w:r>
+      <w:r>
+        <w:rPr>
+          <w:rFonts w:ascii="Georgia" w:hAnsi="Georgia" w:cs="Times New Roman"/>
           <w:color w:val="000000" w:themeColor="text1"/>
           <w:sz w:val="24"/>
           <w:szCs w:val="24"/>
         </w:rPr>
-        <w:t xml:space="preserve">Barrister &amp; Solicitor </w:t>
-      </w:r>
-      <w:r>
-        <w:rPr>
-          <w:rFonts w:ascii="Georgia" w:hAnsi="Georgia" w:cs="Times New Roman"/>
-          <w:color w:val="000000" w:themeColor="text1"/>
-          <w:sz w:val="24"/>
-          <w:szCs w:val="24"/>
-        </w:rPr>
-        <w:t>(</w:t>
-      </w:r>
-      <w:r>
-        <w:rPr>
-          <w:rFonts w:ascii="Georgia" w:hAnsi="Georgia" w:cs="Times New Roman"/>
-          <w:color w:val="000000" w:themeColor="text1"/>
-          <w:sz w:val="24"/>
-          <w:szCs w:val="24"/>
-        </w:rPr>
-        <w:t>Non-Practicing as of November 2025</w:t>
-      </w:r>
-      <w:r>
-        <w:rPr>
-          <w:rFonts w:ascii="Georgia" w:hAnsi="Georgia" w:cs="Times New Roman"/>
-          <w:color w:val="000000" w:themeColor="text1"/>
-          <w:sz w:val="24"/>
-          <w:szCs w:val="24"/>
-        </w:rPr>
-        <w:t>)</w:t>
+        <w:tab/>
       </w:r>
     </w:p>
     <w:p>
@@ -2059,42 +1999,23 @@
         </w:tabs>
         <w:jc w:val="both"/>
         <w:rPr>
-          <w:rFonts w:ascii="Georgia" w:hAnsi="Georgia" w:cs="Times New Roman"/>
-          <w:bCs/>
-          <w:color w:val="000000" w:themeColor="text1"/>
-          <w:sz w:val="24"/>
-          <w:szCs w:val="24"/>
-        </w:rPr>
-      </w:pPr>
-      <w:r>
-        <w:rPr>
-          <w:rFonts w:ascii="Georgia" w:hAnsi="Georgia" w:cs="Times New Roman"/>
-          <w:bCs/>
-          <w:color w:val="000000" w:themeColor="text1"/>
-          <w:sz w:val="24"/>
-          <w:szCs w:val="24"/>
-        </w:rPr>
-        <w:t>Law Society of British Columbia</w:t>
-      </w:r>
-      <w:r>
-        <w:rPr>
-          <w:rFonts w:ascii="Georgia" w:hAnsi="Georgia" w:cs="Times New Roman"/>
-          <w:bCs/>
-          <w:color w:val="000000" w:themeColor="text1"/>
-          <w:sz w:val="24"/>
-          <w:szCs w:val="24"/>
-        </w:rPr>
-        <w:t xml:space="preserve"> | </w:t>
-      </w:r>
-      <w:r>
-        <w:rPr>
-          <w:rFonts w:ascii="Georgia" w:hAnsi="Georgia" w:cs="Times New Roman"/>
-          <w:bCs/>
-          <w:color w:val="000000" w:themeColor="text1"/>
-          <w:sz w:val="24"/>
-          <w:szCs w:val="24"/>
-        </w:rPr>
-        <w:t>2010</w:t>
+          <w:rFonts w:ascii="Georgia" w:hAnsi="Georgia"/>
+          <w:color w:val="000000" w:themeColor="text1"/>
+        </w:rPr>
+      </w:pPr>
+      <w:r>
+        <w:rPr>
+          <w:rFonts w:ascii="Georgia" w:hAnsi="Georgia"/>
+          <w:color w:val="000000" w:themeColor="text1"/>
+        </w:rPr>
+        <w:t>McGill University</w:t>
+      </w:r>
+      <w:r>
+        <w:rPr>
+          <w:rFonts w:ascii="Georgia" w:hAnsi="Georgia"/>
+          <w:color w:val="000000" w:themeColor="text1"/>
+        </w:rPr>
+        <w:t xml:space="preserve"> | Merit-Based Entrance Scholarship</w:t>
       </w:r>
     </w:p>
     <w:p>
@@ -2104,11 +2025,8 @@
         </w:tabs>
         <w:jc w:val="both"/>
         <w:rPr>
-          <w:rFonts w:ascii="Georgia" w:hAnsi="Georgia" w:cs="Times New Roman"/>
-          <w:bCs/>
-          <w:color w:val="000000" w:themeColor="text1"/>
-          <w:sz w:val="24"/>
-          <w:szCs w:val="24"/>
+          <w:rFonts w:ascii="Georgia" w:hAnsi="Georgia"/>
+          <w:color w:val="000000" w:themeColor="text1"/>
         </w:rPr>
       </w:pPr>
     </w:p>
@@ -2141,293 +2059,44 @@
           <w:szCs w:val="24"/>
           <w:u w:val="single"/>
         </w:rPr>
-        <w:t xml:space="preserve">Higher </w:t>
-      </w:r>
-      <w:r>
-        <w:rPr>
-          <w:rFonts w:ascii="Georgia" w:hAnsi="Georgia" w:cs="Times New Roman"/>
-          <w:b/>
+        <w:t>References</w:t>
+      </w:r>
+    </w:p>
+    <w:p>
+      <w:pPr>
+        <w:pStyle w:val="Heading1"/>
+        <w:tabs>
+          <w:tab w:val="left" w:pos="0"/>
+        </w:tabs>
+        <w:spacing w:before="0"/>
+        <w:ind w:left="0"/>
+        <w:jc w:val="both"/>
+        <w:rPr>
+          <w:rFonts w:ascii="Georgia" w:hAnsi="Georgia" w:cs="Times New Roman"/>
           <w:color w:val="000000" w:themeColor="text1"/>
           <w:w w:val="105"/>
           <w:sz w:val="24"/>
           <w:szCs w:val="24"/>
-          <w:u w:val="single"/>
-        </w:rPr>
-        <w:t>Education</w:t>
-      </w:r>
-    </w:p>
-    <w:p>
-      <w:pPr>
-        <w:pStyle w:val="Heading1"/>
+        </w:rPr>
+      </w:pPr>
+    </w:p>
+    <w:p>
+      <w:pPr>
         <w:tabs>
           <w:tab w:val="left" w:pos="0"/>
         </w:tabs>
-        <w:spacing w:before="0"/>
-        <w:ind w:left="0"/>
-        <w:jc w:val="both"/>
-        <w:rPr>
-          <w:rFonts w:ascii="Georgia" w:hAnsi="Georgia" w:cs="Times New Roman"/>
-          <w:color w:val="000000" w:themeColor="text1"/>
-          <w:w w:val="105"/>
-          <w:sz w:val="24"/>
-          <w:szCs w:val="24"/>
-        </w:rPr>
-      </w:pPr>
-    </w:p>
-    <w:p>
-      <w:pPr>
-        <w:pStyle w:val="Heading2"/>
-        <w:tabs>
-          <w:tab w:val="left" w:pos="0"/>
-        </w:tabs>
-        <w:ind w:left="0"/>
-        <w:jc w:val="both"/>
-        <w:rPr>
-          <w:rFonts w:ascii="Georgia" w:hAnsi="Georgia" w:cs="Times New Roman"/>
-          <w:color w:val="000000" w:themeColor="text1"/>
-          <w:sz w:val="24"/>
-          <w:szCs w:val="24"/>
-        </w:rPr>
-      </w:pPr>
-      <w:r>
-        <w:rPr>
-          <w:rFonts w:ascii="Georgia" w:hAnsi="Georgia" w:cs="Times New Roman"/>
-          <w:color w:val="000000" w:themeColor="text1"/>
-          <w:sz w:val="24"/>
-          <w:szCs w:val="24"/>
-        </w:rPr>
-        <w:t xml:space="preserve">LL.M </w:t>
-      </w:r>
-    </w:p>
-    <w:p>
-      <w:pPr>
-        <w:tabs>
-          <w:tab w:val="left" w:pos="0"/>
-        </w:tabs>
-        <w:jc w:val="both"/>
-        <w:rPr>
-          <w:rFonts w:ascii="Georgia" w:hAnsi="Georgia" w:cs="Times New Roman"/>
-          <w:color w:val="000000" w:themeColor="text1"/>
-          <w:sz w:val="24"/>
-          <w:szCs w:val="24"/>
-        </w:rPr>
-      </w:pPr>
-      <w:r>
-        <w:rPr>
-          <w:rFonts w:ascii="Georgia" w:hAnsi="Georgia" w:cs="Times New Roman"/>
-          <w:color w:val="000000" w:themeColor="text1"/>
-          <w:sz w:val="24"/>
-          <w:szCs w:val="24"/>
-        </w:rPr>
-        <w:t>University of Toronto</w:t>
-      </w:r>
-      <w:r>
-        <w:rPr>
-          <w:rFonts w:ascii="Georgia" w:hAnsi="Georgia" w:cs="Times New Roman"/>
-          <w:color w:val="000000" w:themeColor="text1"/>
-          <w:sz w:val="24"/>
-          <w:szCs w:val="24"/>
-        </w:rPr>
-        <w:t xml:space="preserve"> Faculty of Law 2017</w:t>
-      </w:r>
-      <w:r>
-        <w:rPr>
-          <w:rFonts w:ascii="Georgia" w:hAnsi="Georgia" w:cs="Times New Roman"/>
-          <w:color w:val="000000" w:themeColor="text1"/>
-          <w:sz w:val="24"/>
-          <w:szCs w:val="24"/>
-        </w:rPr>
-        <w:t xml:space="preserve"> | </w:t>
-      </w:r>
-      <w:r>
-        <w:rPr>
-          <w:rFonts w:ascii="Georgia" w:hAnsi="Georgia" w:cs="Times New Roman"/>
-          <w:color w:val="000000" w:themeColor="text1"/>
-          <w:sz w:val="24"/>
-          <w:szCs w:val="24"/>
-        </w:rPr>
-        <w:t>Capital Markets Initiative – Research Fellow (Scholarship)</w:t>
-      </w:r>
-    </w:p>
-    <w:p>
-      <w:pPr>
-        <w:tabs>
-          <w:tab w:val="left" w:pos="0"/>
-        </w:tabs>
-        <w:jc w:val="both"/>
-        <w:rPr>
-          <w:rFonts w:ascii="Georgia" w:hAnsi="Georgia" w:cs="Times New Roman"/>
-          <w:b/>
-          <w:color w:val="000000" w:themeColor="text1"/>
-          <w:sz w:val="24"/>
-          <w:szCs w:val="24"/>
-        </w:rPr>
-      </w:pPr>
-    </w:p>
-    <w:p>
-      <w:pPr>
-        <w:pStyle w:val="Heading2"/>
-        <w:tabs>
-          <w:tab w:val="left" w:pos="0"/>
-        </w:tabs>
-        <w:ind w:left="0"/>
-        <w:jc w:val="both"/>
-        <w:rPr>
-          <w:rFonts w:ascii="Georgia" w:hAnsi="Georgia" w:cs="Times New Roman"/>
-          <w:color w:val="000000" w:themeColor="text1"/>
-          <w:sz w:val="24"/>
-          <w:szCs w:val="24"/>
-        </w:rPr>
-      </w:pPr>
-      <w:r>
-        <w:rPr>
-          <w:rFonts w:ascii="Georgia" w:hAnsi="Georgia" w:cs="Times New Roman"/>
-          <w:color w:val="000000" w:themeColor="text1"/>
-          <w:sz w:val="24"/>
-          <w:szCs w:val="24"/>
-        </w:rPr>
-        <w:t xml:space="preserve">J.D. </w:t>
-      </w:r>
-    </w:p>
-    <w:p>
-      <w:pPr>
-        <w:tabs>
-          <w:tab w:val="left" w:pos="0"/>
-        </w:tabs>
-        <w:jc w:val="both"/>
-        <w:rPr>
-          <w:rFonts w:ascii="Georgia" w:hAnsi="Georgia" w:cs="Times New Roman"/>
-          <w:color w:val="000000" w:themeColor="text1"/>
-          <w:sz w:val="24"/>
-          <w:szCs w:val="24"/>
-        </w:rPr>
-      </w:pPr>
-      <w:r>
-        <w:rPr>
-          <w:rFonts w:ascii="Georgia" w:hAnsi="Georgia" w:cs="Times New Roman"/>
-          <w:color w:val="000000" w:themeColor="text1"/>
-          <w:sz w:val="24"/>
-          <w:szCs w:val="24"/>
-        </w:rPr>
-        <w:t>University of British Columbia</w:t>
-      </w:r>
-      <w:r>
-        <w:rPr>
-          <w:rFonts w:ascii="Georgia" w:hAnsi="Georgia" w:cs="Times New Roman"/>
-          <w:color w:val="000000" w:themeColor="text1"/>
-          <w:sz w:val="24"/>
-          <w:szCs w:val="24"/>
-        </w:rPr>
-        <w:t xml:space="preserve"> </w:t>
-      </w:r>
-      <w:r>
-        <w:rPr>
-          <w:rFonts w:ascii="Georgia" w:hAnsi="Georgia" w:cs="Times New Roman"/>
-          <w:color w:val="000000" w:themeColor="text1"/>
-          <w:sz w:val="24"/>
-          <w:szCs w:val="24"/>
-        </w:rPr>
-        <w:t>Faculty of Law 201</w:t>
-      </w:r>
-      <w:r>
-        <w:rPr>
-          <w:rFonts w:ascii="Georgia" w:hAnsi="Georgia" w:cs="Times New Roman"/>
-          <w:color w:val="000000" w:themeColor="text1"/>
-          <w:sz w:val="24"/>
-          <w:szCs w:val="24"/>
-        </w:rPr>
-        <w:t>0</w:t>
-      </w:r>
-      <w:r>
-        <w:rPr>
-          <w:rFonts w:ascii="Georgia" w:hAnsi="Georgia" w:cs="Times New Roman"/>
-          <w:color w:val="000000" w:themeColor="text1"/>
-          <w:sz w:val="24"/>
-          <w:szCs w:val="24"/>
-        </w:rPr>
-        <w:t xml:space="preserve"> | Merit-Based Entrance Scholarship</w:t>
-      </w:r>
-    </w:p>
-    <w:p>
-      <w:pPr>
-        <w:tabs>
-          <w:tab w:val="left" w:pos="0"/>
-        </w:tabs>
-        <w:jc w:val="both"/>
-        <w:rPr>
-          <w:rFonts w:ascii="Georgia" w:hAnsi="Georgia" w:cs="Times New Roman"/>
-          <w:b/>
-          <w:color w:val="000000" w:themeColor="text1"/>
-          <w:sz w:val="24"/>
-          <w:szCs w:val="24"/>
-        </w:rPr>
-      </w:pPr>
-    </w:p>
-    <w:p>
-      <w:pPr>
-        <w:pStyle w:val="Heading2"/>
-        <w:tabs>
-          <w:tab w:val="left" w:pos="0"/>
-          <w:tab w:val="left" w:pos="1950"/>
-        </w:tabs>
-        <w:ind w:left="0"/>
-        <w:jc w:val="both"/>
-        <w:rPr>
-          <w:rFonts w:ascii="Georgia" w:hAnsi="Georgia" w:cs="Times New Roman"/>
-          <w:color w:val="000000" w:themeColor="text1"/>
-          <w:sz w:val="24"/>
-          <w:szCs w:val="24"/>
-        </w:rPr>
-      </w:pPr>
-      <w:r>
-        <w:rPr>
-          <w:rFonts w:ascii="Georgia" w:hAnsi="Georgia" w:cs="Times New Roman"/>
-          <w:color w:val="000000" w:themeColor="text1"/>
-          <w:sz w:val="24"/>
-          <w:szCs w:val="24"/>
-        </w:rPr>
-        <w:t>B.A</w:t>
-      </w:r>
-      <w:r>
-        <w:rPr>
-          <w:rFonts w:ascii="Georgia" w:hAnsi="Georgia" w:cs="Times New Roman"/>
-          <w:color w:val="000000" w:themeColor="text1"/>
-          <w:sz w:val="24"/>
-          <w:szCs w:val="24"/>
-        </w:rPr>
-        <w:tab/>
-      </w:r>
-    </w:p>
-    <w:p>
-      <w:pPr>
-        <w:tabs>
-          <w:tab w:val="left" w:pos="0"/>
-        </w:tabs>
-        <w:jc w:val="both"/>
-        <w:rPr>
-          <w:rFonts w:ascii="Georgia" w:hAnsi="Georgia" w:cs="Times New Roman"/>
-          <w:color w:val="000000" w:themeColor="text1"/>
-          <w:sz w:val="24"/>
-          <w:szCs w:val="24"/>
-        </w:rPr>
-      </w:pPr>
-      <w:r>
-        <w:rPr>
-          <w:rFonts w:ascii="Georgia" w:hAnsi="Georgia" w:cs="Times New Roman"/>
-          <w:color w:val="000000" w:themeColor="text1"/>
-          <w:sz w:val="24"/>
-          <w:szCs w:val="24"/>
-        </w:rPr>
-        <w:t>McGill University</w:t>
-      </w:r>
-      <w:r>
-        <w:rPr>
-          <w:rFonts w:ascii="Georgia" w:hAnsi="Georgia" w:cs="Times New Roman"/>
-          <w:color w:val="000000" w:themeColor="text1"/>
-          <w:sz w:val="24"/>
-          <w:szCs w:val="24"/>
-        </w:rPr>
-        <w:t xml:space="preserve"> | Merit-Based Entrance Scholarship</w:t>
+        <w:jc w:val="both"/>
+        <w:rPr>
+          <w:rFonts w:ascii="Georgia" w:hAnsi="Georgia"/>
+          <w:color w:val="000000" w:themeColor="text1"/>
+        </w:rPr>
+      </w:pPr>
+      <w:r>
+        <w:rPr>
+          <w:rFonts w:ascii="Georgia" w:hAnsi="Georgia"/>
+          <w:color w:val="000000" w:themeColor="text1"/>
+        </w:rPr>
+        <w:t>Available upon request</w:t>
       </w:r>
     </w:p>
     <w:sectPr>
@@ -2596,22 +2265,161 @@
       <w:t>Barrister &amp; Solicitor</w:t>
     </w:r>
   </w:p>
-  <w:p>
-    <w:pPr>
-      <w:pStyle w:val="Header"/>
-      <w:spacing w:line="288" w:lineRule="auto"/>
-      <w:rPr>
-        <w:rFonts w:ascii="Goudy Old Style" w:hAnsi="Goudy Old Style"/>
-        <w:color w:val="898E99"/>
-      </w:rPr>
-    </w:pPr>
-  </w:p>
 </w:hdr>
 </file>
 
 <file path=word/numbering.xml><?xml version="1.0" encoding="utf-8"?>
 <w:numbering xmlns:wpc="http://schemas.microsoft.com/office/word/2010/wordprocessingCanvas" xmlns:cx="http://schemas.microsoft.com/office/drawing/2014/chartex" xmlns:cx1="http://schemas.microsoft.com/office/drawing/2015/9/8/chartex" xmlns:cx2="http://schemas.microsoft.com/office/drawing/2015/10/21/chartex" xmlns:cx3="http://schemas.microsoft.com/office/drawing/2016/5/9/chartex" xmlns:cx4="http://schemas.microsoft.com/office/drawing/2016/5/10/chartex" xmlns:cx5="http://schemas.microsoft.com/office/drawing/2016/5/11/chartex" xmlns:cx6="http://schemas.microsoft.com/office/drawing/2016/5/12/chartex" xmlns:cx7="http://schemas.microsoft.com/office/drawing/2016/5/13/chartex" xmlns:cx8="http://schemas.microsoft.com/office/drawing/2016/5/14/chartex" xmlns:mc="http://schemas.openxmlformats.org/markup-compatibility/2006" xmlns:aink="http://schemas.microsoft.com/office/drawing/2016/ink" xmlns:am3d="http://schemas.microsoft.com/office/drawing/2017/model3d" xmlns:o="urn:schemas-microsoft-com:office:office" xmlns:oel="http://schemas.microsoft.com/office/2019/extlst" xmlns:r="http://schemas.openxmlformats.org/officeDocument/2006/relationships" xmlns:m="http://schemas.openxmlformats.org/officeDocument/2006/math" xmlns:v="urn:schemas-microsoft-com:vml" xmlns:wp14="http://schemas.microsoft.com/office/word/2010/wordprocessingDrawing" xmlns:wp="http://schemas.openxmlformats.org/drawingml/2006/wordprocessingDrawing" xmlns:w10="urn:schemas-microsoft-com:office:word" xmlns:w="http://schemas.openxmlformats.org/wordprocessingml/2006/main" xmlns:w14="http://schemas.microsoft.com/office/word/2010/wordml" xmlns:w15="http://schemas.microsoft.com/office/word/2012/wordml" xmlns:w16cex="http://schemas.microsoft.com/office/word/2018/wordml/cex" xmlns:w16cid="http://schemas.microsoft.com/office/word/2016/wordml/cid" xmlns:w16="http://schemas.microsoft.com/office/word/2018/wordml" xmlns:w16du="http://schemas.microsoft.com/office/word/2023/wordml/word16du" xmlns:w16sdtdh="http://schemas.microsoft.com/office/word/2020/wordml/sdtdatahash" xmlns:w16sdtfl="http://schemas.microsoft.com/office/word/2024/wordml/sdtformatlock" xmlns:w16se="http://schemas.microsoft.com/office/word/2015/wordml/symex" xmlns:wpg="http://schemas.microsoft.com/office/word/2010/wordprocessingGroup" xmlns:wpi="http://schemas.microsoft.com/office/word/2010/wordprocessingInk" xmlns:wne="http://schemas.microsoft.com/office/word/2006/wordml" xmlns:wps="http://schemas.microsoft.com/office/word/2010/wordprocessingShape" mc:Ignorable="w14 w15 w16se w16cid w16 w16cex w16sdtdh w16sdtfl w16du wp14">
   <w:abstractNum w:abstractNumId="0" w15:restartNumberingAfterBreak="0">
+    <w:nsid w:val="0FA43227"/>
+    <w:multiLevelType w:val="multilevel"/>
+    <w:tmpl w:val="9AF40DA0"/>
+    <w:lvl w:ilvl="0">
+      <w:start w:val="1"/>
+      <w:numFmt w:val="bullet"/>
+      <w:lvlText w:val=""/>
+      <w:lvlJc w:val="left"/>
+      <w:pPr>
+        <w:tabs>
+          <w:tab w:val="num" w:pos="720"/>
+        </w:tabs>
+        <w:ind w:left="720" w:hanging="360"/>
+      </w:pPr>
+      <w:rPr>
+        <w:rFonts w:ascii="Symbol" w:hAnsi="Symbol" w:hint="default"/>
+        <w:sz w:val="20"/>
+      </w:rPr>
+    </w:lvl>
+    <w:lvl w:ilvl="1" w:tentative="1">
+      <w:start w:val="1"/>
+      <w:numFmt w:val="bullet"/>
+      <w:lvlText w:val=""/>
+      <w:lvlJc w:val="left"/>
+      <w:pPr>
+        <w:tabs>
+          <w:tab w:val="num" w:pos="1440"/>
+        </w:tabs>
+        <w:ind w:left="1440" w:hanging="360"/>
+      </w:pPr>
+      <w:rPr>
+        <w:rFonts w:ascii="Symbol" w:hAnsi="Symbol" w:hint="default"/>
+        <w:sz w:val="20"/>
+      </w:rPr>
+    </w:lvl>
+    <w:lvl w:ilvl="2" w:tentative="1">
+      <w:start w:val="1"/>
+      <w:numFmt w:val="bullet"/>
+      <w:lvlText w:val=""/>
+      <w:lvlJc w:val="left"/>
+      <w:pPr>
+        <w:tabs>
+          <w:tab w:val="num" w:pos="2160"/>
+        </w:tabs>
+        <w:ind w:left="2160" w:hanging="360"/>
+      </w:pPr>
+      <w:rPr>
+        <w:rFonts w:ascii="Symbol" w:hAnsi="Symbol" w:hint="default"/>
+        <w:sz w:val="20"/>
+      </w:rPr>
+    </w:lvl>
+    <w:lvl w:ilvl="3" w:tentative="1">
+      <w:start w:val="1"/>
+      <w:numFmt w:val="bullet"/>
+      <w:lvlText w:val=""/>
+      <w:lvlJc w:val="left"/>
+      <w:pPr>
+        <w:tabs>
+          <w:tab w:val="num" w:pos="2880"/>
+        </w:tabs>
+        <w:ind w:left="2880" w:hanging="360"/>
+      </w:pPr>
+      <w:rPr>
+        <w:rFonts w:ascii="Symbol" w:hAnsi="Symbol" w:hint="default"/>
+        <w:sz w:val="20"/>
+      </w:rPr>
+    </w:lvl>
+    <w:lvl w:ilvl="4" w:tentative="1">
+      <w:start w:val="1"/>
+      <w:numFmt w:val="bullet"/>
+      <w:lvlText w:val=""/>
+      <w:lvlJc w:val="left"/>
+      <w:pPr>
+        <w:tabs>
+          <w:tab w:val="num" w:pos="3600"/>
+        </w:tabs>
+        <w:ind w:left="3600" w:hanging="360"/>
+      </w:pPr>
+      <w:rPr>
+        <w:rFonts w:ascii="Symbol" w:hAnsi="Symbol" w:hint="default"/>
+        <w:sz w:val="20"/>
+      </w:rPr>
+    </w:lvl>
+    <w:lvl w:ilvl="5" w:tentative="1">
+      <w:start w:val="1"/>
+      <w:numFmt w:val="bullet"/>
+      <w:lvlText w:val=""/>
+      <w:lvlJc w:val="left"/>
+      <w:pPr>
+        <w:tabs>
+          <w:tab w:val="num" w:pos="4320"/>
+        </w:tabs>
+        <w:ind w:left="4320" w:hanging="360"/>
+      </w:pPr>
+      <w:rPr>
+        <w:rFonts w:ascii="Symbol" w:hAnsi="Symbol" w:hint="default"/>
+        <w:sz w:val="20"/>
+      </w:rPr>
+    </w:lvl>
+    <w:lvl w:ilvl="6" w:tentative="1">
+      <w:start w:val="1"/>
+      <w:numFmt w:val="bullet"/>
+      <w:lvlText w:val=""/>
+      <w:lvlJc w:val="left"/>
+      <w:pPr>
+        <w:tabs>
+          <w:tab w:val="num" w:pos="5040"/>
+        </w:tabs>
+        <w:ind w:left="5040" w:hanging="360"/>
+      </w:pPr>
+      <w:rPr>
+        <w:rFonts w:ascii="Symbol" w:hAnsi="Symbol" w:hint="default"/>
+        <w:sz w:val="20"/>
+      </w:rPr>
+    </w:lvl>
+    <w:lvl w:ilvl="7" w:tentative="1">
+      <w:start w:val="1"/>
+      <w:numFmt w:val="bullet"/>
+      <w:lvlText w:val=""/>
+      <w:lvlJc w:val="left"/>
+      <w:pPr>
+        <w:tabs>
+          <w:tab w:val="num" w:pos="5760"/>
+        </w:tabs>
+        <w:ind w:left="5760" w:hanging="360"/>
+      </w:pPr>
+      <w:rPr>
+        <w:rFonts w:ascii="Symbol" w:hAnsi="Symbol" w:hint="default"/>
+        <w:sz w:val="20"/>
+      </w:rPr>
+    </w:lvl>
+    <w:lvl w:ilvl="8" w:tentative="1">
+      <w:start w:val="1"/>
+      <w:numFmt w:val="bullet"/>
+      <w:lvlText w:val=""/>
+      <w:lvlJc w:val="left"/>
+      <w:pPr>
+        <w:tabs>
+          <w:tab w:val="num" w:pos="6480"/>
+        </w:tabs>
+        <w:ind w:left="6480" w:hanging="360"/>
+      </w:pPr>
+      <w:rPr>
+        <w:rFonts w:ascii="Symbol" w:hAnsi="Symbol" w:hint="default"/>
+        <w:sz w:val="20"/>
+      </w:rPr>
+    </w:lvl>
+  </w:abstractNum>
+  <w:abstractNum w:abstractNumId="1" w15:restartNumberingAfterBreak="0">
     <w:nsid w:val="183E35C3"/>
     <w:multiLevelType w:val="multilevel"/>
     <w:tmpl w:val="61AEAC14"/>
@@ -2760,7 +2568,7 @@
       </w:rPr>
     </w:lvl>
   </w:abstractNum>
-  <w:abstractNum w:abstractNumId="1" w15:restartNumberingAfterBreak="0">
+  <w:abstractNum w:abstractNumId="2" w15:restartNumberingAfterBreak="0">
     <w:nsid w:val="32551110"/>
     <w:multiLevelType w:val="hybridMultilevel"/>
     <w:tmpl w:val="7004E166"/>
@@ -2873,7 +2681,7 @@
       </w:rPr>
     </w:lvl>
   </w:abstractNum>
-  <w:abstractNum w:abstractNumId="2" w15:restartNumberingAfterBreak="0">
+  <w:abstractNum w:abstractNumId="3" w15:restartNumberingAfterBreak="0">
     <w:nsid w:val="5EF46F0E"/>
     <w:multiLevelType w:val="hybridMultilevel"/>
     <w:tmpl w:val="50FC3DD6"/>
@@ -2990,7 +2798,7 @@
       </w:rPr>
     </w:lvl>
   </w:abstractNum>
-  <w:abstractNum w:abstractNumId="3" w15:restartNumberingAfterBreak="0">
+  <w:abstractNum w:abstractNumId="4" w15:restartNumberingAfterBreak="0">
     <w:nsid w:val="734B4528"/>
     <w:multiLevelType w:val="hybridMultilevel"/>
     <w:tmpl w:val="8C40FA0C"/>
@@ -3108,7 +2916,7 @@
       </w:rPr>
     </w:lvl>
   </w:abstractNum>
-  <w:abstractNum w:abstractNumId="4" w15:restartNumberingAfterBreak="0">
+  <w:abstractNum w:abstractNumId="5" w15:restartNumberingAfterBreak="0">
     <w:nsid w:val="747C0E31"/>
     <w:multiLevelType w:val="hybridMultilevel"/>
     <w:tmpl w:val="477CF800"/>
@@ -3225,7 +3033,7 @@
       </w:rPr>
     </w:lvl>
   </w:abstractNum>
-  <w:abstractNum w:abstractNumId="5" w15:restartNumberingAfterBreak="0">
+  <w:abstractNum w:abstractNumId="6" w15:restartNumberingAfterBreak="0">
     <w:nsid w:val="78F4779C"/>
     <w:multiLevelType w:val="hybridMultilevel"/>
     <w:tmpl w:val="7A326FD0"/>
@@ -3343,21 +3151,24 @@
     </w:lvl>
   </w:abstractNum>
   <w:num w:numId="1" w16cid:durableId="1693531515">
+    <w:abstractNumId w:val="5"/>
+  </w:num>
+  <w:num w:numId="2" w16cid:durableId="1446540422">
     <w:abstractNumId w:val="4"/>
   </w:num>
-  <w:num w:numId="2" w16cid:durableId="1446540422">
+  <w:num w:numId="3" w16cid:durableId="444228168">
+    <w:abstractNumId w:val="6"/>
+  </w:num>
+  <w:num w:numId="4" w16cid:durableId="610209750">
+    <w:abstractNumId w:val="2"/>
+  </w:num>
+  <w:num w:numId="5" w16cid:durableId="851992564">
     <w:abstractNumId w:val="3"/>
   </w:num>
-  <w:num w:numId="3" w16cid:durableId="444228168">
-    <w:abstractNumId w:val="5"/>
-  </w:num>
-  <w:num w:numId="4" w16cid:durableId="610209750">
+  <w:num w:numId="6" w16cid:durableId="236020626">
     <w:abstractNumId w:val="1"/>
   </w:num>
-  <w:num w:numId="5" w16cid:durableId="851992564">
-    <w:abstractNumId w:val="2"/>
-  </w:num>
-  <w:num w:numId="6" w16cid:durableId="236020626">
+  <w:num w:numId="7" w16cid:durableId="135412797">
     <w:abstractNumId w:val="0"/>
   </w:num>
 </w:numbering>
@@ -3764,8 +3575,17 @@
     <w:name w:val="Normal"/>
     <w:uiPriority w:val="1"/>
     <w:qFormat/>
+    <w:rsid w:val="005631C2"/>
+    <w:pPr>
+      <w:widowControl/>
+      <w:autoSpaceDE/>
+      <w:autoSpaceDN/>
+    </w:pPr>
     <w:rPr>
-      <w:rFonts w:ascii="Trebuchet MS" w:eastAsia="Trebuchet MS" w:hAnsi="Trebuchet MS" w:cs="Trebuchet MS"/>
+      <w:rFonts w:ascii="Times New Roman" w:eastAsia="Times New Roman" w:hAnsi="Times New Roman" w:cs="Times New Roman"/>
+      <w:sz w:val="24"/>
+      <w:szCs w:val="24"/>
+      <w:lang w:val="en-CA"/>
     </w:rPr>
   </w:style>
   <w:style w:type="paragraph" w:styleId="Heading1">
@@ -3880,18 +3700,12 @@
     <w:unhideWhenUsed/>
     <w:rsid w:val="004C24ED"/>
     <w:pPr>
-      <w:widowControl/>
       <w:tabs>
         <w:tab w:val="center" w:pos="4680"/>
         <w:tab w:val="right" w:pos="9360"/>
       </w:tabs>
-      <w:autoSpaceDE/>
-      <w:autoSpaceDN/>
     </w:pPr>
     <w:rPr>
-      <w:rFonts w:ascii="Times New Roman" w:eastAsia="Times New Roman" w:hAnsi="Times New Roman" w:cs="Times New Roman"/>
-      <w:sz w:val="24"/>
-      <w:szCs w:val="24"/>
       <w:lang w:val="en-GB"/>
     </w:rPr>
   </w:style>
@@ -4002,34 +3816,16 @@
     <w:unhideWhenUsed/>
     <w:rsid w:val="006C55F4"/>
     <w:pPr>
-      <w:widowControl/>
-      <w:autoSpaceDE/>
-      <w:autoSpaceDN/>
       <w:spacing w:before="100" w:beforeAutospacing="1" w:after="100" w:afterAutospacing="1"/>
     </w:pPr>
-    <w:rPr>
-      <w:rFonts w:ascii="Times New Roman" w:eastAsia="Times New Roman" w:hAnsi="Times New Roman" w:cs="Times New Roman"/>
-      <w:sz w:val="24"/>
-      <w:szCs w:val="24"/>
-      <w:lang w:val="en-CA"/>
-    </w:rPr>
   </w:style>
   <w:style w:type="paragraph" w:customStyle="1" w:styleId="ewa-rteline">
     <w:name w:val="ewa-rteline"/>
     <w:basedOn w:val="Normal"/>
     <w:rsid w:val="005B4844"/>
     <w:pPr>
-      <w:widowControl/>
-      <w:autoSpaceDE/>
-      <w:autoSpaceDN/>
       <w:spacing w:before="100" w:beforeAutospacing="1" w:after="100" w:afterAutospacing="1"/>
     </w:pPr>
-    <w:rPr>
-      <w:rFonts w:ascii="Times New Roman" w:eastAsia="Times New Roman" w:hAnsi="Times New Roman" w:cs="Times New Roman"/>
-      <w:sz w:val="24"/>
-      <w:szCs w:val="24"/>
-      <w:lang w:val="en-CA"/>
-    </w:rPr>
   </w:style>
   <w:style w:type="character" w:styleId="Strong">
     <w:name w:val="Strong"/>
@@ -4340,28 +4136,6 @@
 </file>
 
 <file path=customXml/item1.xml><?xml version="1.0" encoding="utf-8"?>
-<p:properties xmlns:p="http://schemas.microsoft.com/office/2006/metadata/properties" xmlns:xsi="http://www.w3.org/2001/XMLSchema-instance" xmlns:pc="http://schemas.microsoft.com/office/infopath/2007/PartnerControls">
-  <documentManagement>
-    <TaxCatchAll xmlns="b91583ee-e542-4283-b1d7-f2ee4fa08613" xsi:nil="true"/>
-    <MatterType xmlns="c5058b96-c764-43e9-be9c-452d751a8354" xsi:nil="true"/>
-    <lcf76f155ced4ddcb4097134ff3c332f xmlns="c5058b96-c764-43e9-be9c-452d751a8354">
-      <Terms xmlns="http://schemas.microsoft.com/office/infopath/2007/PartnerControls"/>
-    </lcf76f155ced4ddcb4097134ff3c332f>
-    <Comment xmlns="c5058b96-c764-43e9-be9c-452d751a8354" xsi:nil="true"/>
-  </documentManagement>
-</p:properties>
-</file>
-
-<file path=customXml/item2.xml><?xml version="1.0" encoding="utf-8"?>
-<?mso-contentType ?>
-<FormTemplates xmlns="http://schemas.microsoft.com/sharepoint/v3/contenttype/forms">
-  <Display>DocumentLibraryForm</Display>
-  <Edit>DocumentLibraryForm</Edit>
-  <New>DocumentLibraryForm</New>
-</FormTemplates>
-</file>
-
-<file path=customXml/item3.xml><?xml version="1.0" encoding="utf-8"?>
 <ct:contentTypeSchema xmlns:ct="http://schemas.microsoft.com/office/2006/metadata/contentType" xmlns:ma="http://schemas.microsoft.com/office/2006/metadata/properties/metaAttributes" ct:_="" ma:_="" ma:contentTypeName="Document" ma:contentTypeID="0x010100B73AFCD32B8BB74C9E1C08220B74DB58" ma:contentTypeVersion="13" ma:contentTypeDescription="Create a new document." ma:contentTypeScope="" ma:versionID="12831bb9b4836444ae7c0718881790d2">
   <xsd:schema xmlns:xsd="http://www.w3.org/2001/XMLSchema" xmlns:xs="http://www.w3.org/2001/XMLSchema" xmlns:p="http://schemas.microsoft.com/office/2006/metadata/properties" xmlns:ns2="c5058b96-c764-43e9-be9c-452d751a8354" xmlns:ns3="b91583ee-e542-4283-b1d7-f2ee4fa08613" targetNamespace="http://schemas.microsoft.com/office/2006/metadata/properties" ma:root="true" ma:fieldsID="5e9d0277e6f25f57a6e15347dac520ac" ns2:_="" ns3:_="">
     <xsd:import namespace="c5058b96-c764-43e9-be9c-452d751a8354"/>
@@ -4575,26 +4349,29 @@
 </ct:contentTypeSchema>
 </file>
 
-<file path=customXml/itemProps1.xml><?xml version="1.0" encoding="utf-8"?>
-<ds:datastoreItem xmlns:ds="http://schemas.openxmlformats.org/officeDocument/2006/customXml" ds:itemID="{7036154F-6533-4098-ACA5-CB395D2A5DC9}">
-  <ds:schemaRefs>
-    <ds:schemaRef ds:uri="http://schemas.microsoft.com/office/2006/metadata/properties"/>
-    <ds:schemaRef ds:uri="http://schemas.microsoft.com/office/infopath/2007/PartnerControls"/>
-    <ds:schemaRef ds:uri="b91583ee-e542-4283-b1d7-f2ee4fa08613"/>
-    <ds:schemaRef ds:uri="c5058b96-c764-43e9-be9c-452d751a8354"/>
-  </ds:schemaRefs>
-</ds:datastoreItem>
+<file path=customXml/item2.xml><?xml version="1.0" encoding="utf-8"?>
+<?mso-contentType ?>
+<FormTemplates xmlns="http://schemas.microsoft.com/sharepoint/v3/contenttype/forms">
+  <Display>DocumentLibraryForm</Display>
+  <Edit>DocumentLibraryForm</Edit>
+  <New>DocumentLibraryForm</New>
+</FormTemplates>
 </file>
 
-<file path=customXml/itemProps2.xml><?xml version="1.0" encoding="utf-8"?>
-<ds:datastoreItem xmlns:ds="http://schemas.openxmlformats.org/officeDocument/2006/customXml" ds:itemID="{4B94C876-D28E-4807-B890-8A6E3D92BC73}">
-  <ds:schemaRefs>
-    <ds:schemaRef ds:uri="http://schemas.microsoft.com/sharepoint/v3/contenttype/forms"/>
-  </ds:schemaRefs>
-</ds:datastoreItem>
+<file path=customXml/item3.xml><?xml version="1.0" encoding="utf-8"?>
+<p:properties xmlns:p="http://schemas.microsoft.com/office/2006/metadata/properties" xmlns:xsi="http://www.w3.org/2001/XMLSchema-instance" xmlns:pc="http://schemas.microsoft.com/office/infopath/2007/PartnerControls">
+  <documentManagement>
+    <TaxCatchAll xmlns="b91583ee-e542-4283-b1d7-f2ee4fa08613" xsi:nil="true"/>
+    <MatterType xmlns="c5058b96-c764-43e9-be9c-452d751a8354" xsi:nil="true"/>
+    <lcf76f155ced4ddcb4097134ff3c332f xmlns="c5058b96-c764-43e9-be9c-452d751a8354">
+      <Terms xmlns="http://schemas.microsoft.com/office/infopath/2007/PartnerControls"/>
+    </lcf76f155ced4ddcb4097134ff3c332f>
+    <Comment xmlns="c5058b96-c764-43e9-be9c-452d751a8354" xsi:nil="true"/>
+  </documentManagement>
+</p:properties>
 </file>
 
-<file path=customXml/itemProps3.xml><?xml version="1.0" encoding="utf-8"?>
+<file path=customXml/itemProps1.xml><?xml version="1.0" encoding="utf-8"?>
 <ds:datastoreItem xmlns:ds="http://schemas.openxmlformats.org/officeDocument/2006/customXml" ds:itemID="{651C97B7-4A3B-4ABA-BC64-2817226986E6}">
   <ds:schemaRefs>
     <ds:schemaRef ds:uri="http://schemas.microsoft.com/office/2006/metadata/contentType"/>
@@ -4611,4 +4388,23 @@
     <ds:schemaRef ds:uri="http://schemas.microsoft.com/internal/obd"/>
   </ds:schemaRefs>
 </ds:datastoreItem>
+</file>
+
+<file path=customXml/itemProps2.xml><?xml version="1.0" encoding="utf-8"?>
+<ds:datastoreItem xmlns:ds="http://schemas.openxmlformats.org/officeDocument/2006/customXml" ds:itemID="{4B94C876-D28E-4807-B890-8A6E3D92BC73}">
+  <ds:schemaRefs>
+    <ds:schemaRef ds:uri="http://schemas.microsoft.com/sharepoint/v3/contenttype/forms"/>
+  </ds:schemaRefs>
+</ds:datastoreItem>
+</file>
+
+<file path=customXml/itemProps3.xml><?xml version="1.0" encoding="utf-8"?>
+<ds:datastoreItem xmlns:ds="http://schemas.openxmlformats.org/officeDocument/2006/customXml" ds:itemID="{7036154F-6533-4098-ACA5-CB395D2A5DC9}">
+  <ds:schemaRefs>
+    <ds:schemaRef ds:uri="http://schemas.microsoft.com/office/2006/metadata/properties"/>
+    <ds:schemaRef ds:uri="http://schemas.microsoft.com/office/infopath/2007/PartnerControls"/>
+    <ds:schemaRef ds:uri="b91583ee-e542-4283-b1d7-f2ee4fa08613"/>
+    <ds:schemaRef ds:uri="c5058b96-c764-43e9-be9c-452d751a8354"/>
+  </ds:schemaRefs>
+</ds:datastoreItem>
 </file>